--- a/FC723 Portfolio Assessment 1 – Documentation/FC723 Portfolio Assessment 1 – Documentation.docx
+++ b/FC723 Portfolio Assessment 1 – Documentation/FC723 Portfolio Assessment 1 – Documentation.docx
@@ -12,8 +12,6 @@
         <w:spacing w:line="360" w:lineRule="auto"/>
         <w:rPr>
           <w:rFonts w:ascii="Arial" w:hAnsi="Arial" w:cs="Arial"/>
-          <w:sz w:val="22"/>
-          <w:szCs w:val="22"/>
         </w:rPr>
       </w:pPr>
       <w:r>
@@ -21,16 +19,12 @@
           <w:rFonts w:ascii="Arial" w:hAnsi="Arial" w:cs="Arial"/>
           <w:b/>
           <w:bCs/>
-          <w:sz w:val="22"/>
-          <w:szCs w:val="22"/>
         </w:rPr>
         <w:t>Module Code</w:t>
       </w:r>
       <w:r>
         <w:rPr>
           <w:rFonts w:ascii="Arial" w:hAnsi="Arial" w:cs="Arial"/>
-          <w:sz w:val="22"/>
-          <w:szCs w:val="22"/>
         </w:rPr>
         <w:t>: FC723</w:t>
       </w:r>
@@ -45,8 +39,6 @@
         <w:spacing w:line="360" w:lineRule="auto"/>
         <w:rPr>
           <w:rFonts w:ascii="Arial" w:hAnsi="Arial" w:cs="Arial"/>
-          <w:sz w:val="22"/>
-          <w:szCs w:val="22"/>
         </w:rPr>
       </w:pPr>
       <w:r>
@@ -54,16 +46,12 @@
           <w:rFonts w:ascii="Arial" w:hAnsi="Arial" w:cs="Arial"/>
           <w:b/>
           <w:bCs/>
-          <w:sz w:val="22"/>
-          <w:szCs w:val="22"/>
         </w:rPr>
         <w:t>Class/Group</w:t>
       </w:r>
       <w:r>
         <w:rPr>
           <w:rFonts w:ascii="Arial" w:hAnsi="Arial" w:cs="Arial"/>
-          <w:sz w:val="22"/>
-          <w:szCs w:val="22"/>
         </w:rPr>
         <w:t>:</w:t>
       </w:r>
@@ -78,8 +66,6 @@
         <w:spacing w:line="360" w:lineRule="auto"/>
         <w:rPr>
           <w:rFonts w:ascii="Arial" w:hAnsi="Arial" w:cs="Arial"/>
-          <w:sz w:val="22"/>
-          <w:szCs w:val="22"/>
         </w:rPr>
       </w:pPr>
       <w:r>
@@ -87,16 +73,12 @@
           <w:rFonts w:ascii="Arial" w:hAnsi="Arial" w:cs="Arial"/>
           <w:b/>
           <w:bCs/>
-          <w:sz w:val="22"/>
-          <w:szCs w:val="22"/>
         </w:rPr>
         <w:t>Module Title</w:t>
       </w:r>
       <w:r>
         <w:rPr>
           <w:rFonts w:ascii="Arial" w:hAnsi="Arial" w:cs="Arial"/>
-          <w:sz w:val="22"/>
-          <w:szCs w:val="22"/>
         </w:rPr>
         <w:t>: Programming Theory</w:t>
       </w:r>
@@ -111,8 +93,6 @@
         <w:spacing w:line="360" w:lineRule="auto"/>
         <w:rPr>
           <w:rFonts w:ascii="Arial" w:hAnsi="Arial" w:cs="Arial"/>
-          <w:sz w:val="22"/>
-          <w:szCs w:val="22"/>
         </w:rPr>
       </w:pPr>
       <w:r>
@@ -120,16 +100,12 @@
           <w:rFonts w:ascii="Arial" w:hAnsi="Arial" w:cs="Arial"/>
           <w:b/>
           <w:bCs/>
-          <w:sz w:val="22"/>
-          <w:szCs w:val="22"/>
         </w:rPr>
         <w:t>Assessment Title</w:t>
       </w:r>
       <w:r>
         <w:rPr>
           <w:rFonts w:ascii="Arial" w:hAnsi="Arial" w:cs="Arial"/>
-          <w:sz w:val="22"/>
-          <w:szCs w:val="22"/>
         </w:rPr>
         <w:t>: Portfolio Project 1</w:t>
       </w:r>
@@ -144,8 +120,6 @@
         <w:spacing w:line="360" w:lineRule="auto"/>
         <w:rPr>
           <w:rFonts w:ascii="Arial" w:hAnsi="Arial" w:cs="Arial"/>
-          <w:sz w:val="22"/>
-          <w:szCs w:val="22"/>
         </w:rPr>
       </w:pPr>
       <w:r>
@@ -153,16 +127,12 @@
           <w:rFonts w:ascii="Arial" w:hAnsi="Arial" w:cs="Arial"/>
           <w:b/>
           <w:bCs/>
-          <w:sz w:val="22"/>
-          <w:szCs w:val="22"/>
         </w:rPr>
         <w:t>Tutor Name</w:t>
       </w:r>
       <w:r>
         <w:rPr>
           <w:rFonts w:ascii="Arial" w:hAnsi="Arial" w:cs="Arial"/>
-          <w:sz w:val="22"/>
-          <w:szCs w:val="22"/>
         </w:rPr>
         <w:t>: Sophie Norman</w:t>
       </w:r>
@@ -177,8 +147,6 @@
         <w:spacing w:line="360" w:lineRule="auto"/>
         <w:rPr>
           <w:rFonts w:ascii="Arial" w:hAnsi="Arial" w:cs="Arial"/>
-          <w:sz w:val="22"/>
-          <w:szCs w:val="22"/>
         </w:rPr>
       </w:pPr>
       <w:r>
@@ -186,24 +154,18 @@
           <w:rFonts w:ascii="Arial" w:hAnsi="Arial" w:cs="Arial"/>
           <w:b/>
           <w:bCs/>
-          <w:sz w:val="22"/>
-          <w:szCs w:val="22"/>
         </w:rPr>
         <w:t>Student GUID Number</w:t>
       </w:r>
       <w:r>
         <w:rPr>
           <w:rFonts w:ascii="Arial" w:hAnsi="Arial" w:cs="Arial"/>
-          <w:sz w:val="22"/>
-          <w:szCs w:val="22"/>
         </w:rPr>
         <w:t>: P</w:t>
       </w:r>
       <w:r>
         <w:rPr>
           <w:rFonts w:ascii="Arial" w:hAnsi="Arial" w:cs="Arial"/>
-          <w:sz w:val="22"/>
-          <w:szCs w:val="22"/>
         </w:rPr>
         <w:t>481196</w:t>
       </w:r>
@@ -218,8 +180,6 @@
         <w:spacing w:line="360" w:lineRule="auto"/>
         <w:rPr>
           <w:rFonts w:ascii="Arial" w:hAnsi="Arial" w:cs="Arial"/>
-          <w:sz w:val="22"/>
-          <w:szCs w:val="22"/>
         </w:rPr>
       </w:pPr>
       <w:r>
@@ -227,56 +187,42 @@
           <w:rFonts w:ascii="Arial" w:hAnsi="Arial" w:cs="Arial"/>
           <w:b/>
           <w:bCs/>
-          <w:sz w:val="22"/>
-          <w:szCs w:val="22"/>
         </w:rPr>
         <w:t>Date of Submission</w:t>
       </w:r>
       <w:r>
         <w:rPr>
           <w:rFonts w:ascii="Arial" w:hAnsi="Arial" w:cs="Arial"/>
-          <w:sz w:val="22"/>
-          <w:szCs w:val="22"/>
         </w:rPr>
         <w:t xml:space="preserve">: </w:t>
       </w:r>
       <w:r>
         <w:rPr>
           <w:rFonts w:ascii="Arial" w:hAnsi="Arial" w:cs="Arial"/>
-          <w:sz w:val="22"/>
-          <w:szCs w:val="22"/>
         </w:rPr>
         <w:t>29</w:t>
       </w:r>
       <w:r>
         <w:rPr>
           <w:rFonts w:ascii="Arial" w:hAnsi="Arial" w:cs="Arial"/>
-          <w:sz w:val="22"/>
-          <w:szCs w:val="22"/>
         </w:rPr>
         <w:t>/</w:t>
       </w:r>
       <w:r>
         <w:rPr>
           <w:rFonts w:ascii="Arial" w:hAnsi="Arial" w:cs="Arial"/>
-          <w:sz w:val="22"/>
-          <w:szCs w:val="22"/>
         </w:rPr>
         <w:t>3</w:t>
       </w:r>
       <w:r>
         <w:rPr>
           <w:rFonts w:ascii="Arial" w:hAnsi="Arial" w:cs="Arial"/>
-          <w:sz w:val="22"/>
-          <w:szCs w:val="22"/>
         </w:rPr>
         <w:t>/202</w:t>
       </w:r>
       <w:r>
         <w:rPr>
           <w:rFonts w:ascii="Arial" w:hAnsi="Arial" w:cs="Arial"/>
-          <w:sz w:val="22"/>
-          <w:szCs w:val="22"/>
         </w:rPr>
         <w:t>6</w:t>
       </w:r>
@@ -291,8 +237,6 @@
         <w:spacing w:line="360" w:lineRule="auto"/>
         <w:rPr>
           <w:rFonts w:ascii="Arial" w:hAnsi="Arial" w:cs="Arial"/>
-          <w:sz w:val="22"/>
-          <w:szCs w:val="22"/>
         </w:rPr>
       </w:pPr>
       <w:r>
@@ -300,16 +244,12 @@
           <w:rFonts w:ascii="Arial" w:hAnsi="Arial" w:cs="Arial"/>
           <w:b/>
           <w:bCs/>
-          <w:sz w:val="22"/>
-          <w:szCs w:val="22"/>
         </w:rPr>
         <w:t>Academic Integrity Statement</w:t>
       </w:r>
       <w:r>
         <w:rPr>
           <w:rFonts w:ascii="Arial" w:hAnsi="Arial" w:cs="Arial"/>
-          <w:sz w:val="22"/>
-          <w:szCs w:val="22"/>
         </w:rPr>
         <w:t>:</w:t>
       </w:r>
@@ -321,15 +261,11 @@
         <w:ind w:right="720"/>
         <w:rPr>
           <w:rFonts w:ascii="Arial" w:hAnsi="Arial" w:cs="Arial"/>
-          <w:sz w:val="22"/>
-          <w:szCs w:val="22"/>
         </w:rPr>
       </w:pPr>
       <w:r>
         <w:rPr>
           <w:rFonts w:ascii="Arial" w:eastAsia="SimSun" w:hAnsi="Arial" w:cs="Arial"/>
-          <w:sz w:val="22"/>
-          <w:szCs w:val="22"/>
         </w:rPr>
         <w:t>“I confirm that this assignment is my own work. Where I/we have referred to academic sources, I have provided in-text citations and included the sources in the final reference list.”</w:t>
       </w:r>
@@ -339,120 +275,136 @@
         <w:spacing w:line="360" w:lineRule="auto"/>
         <w:rPr>
           <w:rFonts w:ascii="Arial" w:hAnsi="Arial" w:cs="Arial"/>
-          <w:sz w:val="22"/>
-          <w:szCs w:val="22"/>
-        </w:rPr>
-      </w:pPr>
-    </w:p>
-    <w:p>
-      <w:pPr>
-        <w:spacing w:line="360" w:lineRule="auto"/>
-        <w:rPr>
-          <w:rFonts w:ascii="Arial" w:hAnsi="Arial" w:cs="Arial"/>
-          <w:sz w:val="22"/>
-          <w:szCs w:val="22"/>
-        </w:rPr>
-      </w:pPr>
-    </w:p>
-    <w:p>
-      <w:pPr>
-        <w:spacing w:line="360" w:lineRule="auto"/>
-        <w:rPr>
-          <w:rFonts w:ascii="Arial" w:hAnsi="Arial" w:cs="Arial"/>
-          <w:sz w:val="22"/>
-          <w:szCs w:val="22"/>
-          <w:lang w:eastAsia="zh-TW"/>
-        </w:rPr>
-      </w:pPr>
-    </w:p>
-    <w:p>
-      <w:pPr>
-        <w:spacing w:line="360" w:lineRule="auto"/>
-        <w:rPr>
-          <w:rFonts w:ascii="Arial" w:hAnsi="Arial" w:cs="Arial"/>
-          <w:sz w:val="22"/>
-          <w:szCs w:val="22"/>
-        </w:rPr>
-      </w:pPr>
-    </w:p>
-    <w:p>
-      <w:pPr>
-        <w:spacing w:line="360" w:lineRule="auto"/>
-        <w:rPr>
-          <w:rFonts w:ascii="Arial" w:hAnsi="Arial" w:cs="Arial"/>
-          <w:sz w:val="22"/>
-          <w:szCs w:val="22"/>
-        </w:rPr>
-      </w:pPr>
-    </w:p>
-    <w:p>
-      <w:pPr>
-        <w:spacing w:line="360" w:lineRule="auto"/>
-        <w:rPr>
-          <w:rFonts w:ascii="Arial" w:hAnsi="Arial" w:cs="Arial"/>
-          <w:sz w:val="22"/>
-          <w:szCs w:val="22"/>
-        </w:rPr>
-      </w:pPr>
-    </w:p>
-    <w:p>
-      <w:pPr>
-        <w:spacing w:line="360" w:lineRule="auto"/>
-        <w:rPr>
-          <w:rFonts w:ascii="Arial" w:hAnsi="Arial" w:cs="Arial"/>
-          <w:sz w:val="22"/>
-          <w:szCs w:val="22"/>
-        </w:rPr>
-      </w:pPr>
-    </w:p>
-    <w:p>
-      <w:pPr>
-        <w:spacing w:line="360" w:lineRule="auto"/>
-      </w:pPr>
-    </w:p>
-    <w:p>
-      <w:pPr>
-        <w:spacing w:line="360" w:lineRule="auto"/>
-      </w:pPr>
-    </w:p>
-    <w:p>
-      <w:pPr>
-        <w:spacing w:line="360" w:lineRule="auto"/>
-      </w:pPr>
-    </w:p>
-    <w:p>
-      <w:pPr>
-        <w:spacing w:line="360" w:lineRule="auto"/>
-      </w:pPr>
-    </w:p>
-    <w:p>
-      <w:pPr>
-        <w:spacing w:line="360" w:lineRule="auto"/>
-      </w:pPr>
-    </w:p>
-    <w:p>
-      <w:pPr>
-        <w:spacing w:line="360" w:lineRule="auto"/>
-      </w:pPr>
-    </w:p>
-    <w:p>
-      <w:pPr>
-        <w:spacing w:line="360" w:lineRule="auto"/>
-      </w:pPr>
-    </w:p>
-    <w:p>
-      <w:pPr>
-        <w:spacing w:line="360" w:lineRule="auto"/>
-      </w:pPr>
-    </w:p>
-    <w:p>
-      <w:pPr>
-        <w:spacing w:line="360" w:lineRule="auto"/>
-      </w:pPr>
-    </w:p>
-    <w:p>
-      <w:pPr>
-        <w:spacing w:line="360" w:lineRule="auto"/>
+        </w:rPr>
+      </w:pPr>
+    </w:p>
+    <w:p>
+      <w:pPr>
+        <w:spacing w:line="360" w:lineRule="auto"/>
+        <w:rPr>
+          <w:rFonts w:ascii="Arial" w:hAnsi="Arial" w:cs="Arial"/>
+        </w:rPr>
+      </w:pPr>
+    </w:p>
+    <w:p>
+      <w:pPr>
+        <w:spacing w:line="360" w:lineRule="auto"/>
+        <w:rPr>
+          <w:rFonts w:ascii="Arial" w:hAnsi="Arial" w:cs="Arial"/>
+          <w:lang w:eastAsia="zh-TW"/>
+        </w:rPr>
+      </w:pPr>
+    </w:p>
+    <w:p>
+      <w:pPr>
+        <w:spacing w:line="360" w:lineRule="auto"/>
+        <w:rPr>
+          <w:rFonts w:ascii="Arial" w:hAnsi="Arial" w:cs="Arial"/>
+        </w:rPr>
+      </w:pPr>
+    </w:p>
+    <w:p>
+      <w:pPr>
+        <w:spacing w:line="360" w:lineRule="auto"/>
+        <w:rPr>
+          <w:rFonts w:ascii="Arial" w:hAnsi="Arial" w:cs="Arial"/>
+        </w:rPr>
+      </w:pPr>
+    </w:p>
+    <w:p>
+      <w:pPr>
+        <w:spacing w:line="360" w:lineRule="auto"/>
+        <w:rPr>
+          <w:rFonts w:ascii="Arial" w:hAnsi="Arial" w:cs="Arial"/>
+        </w:rPr>
+      </w:pPr>
+    </w:p>
+    <w:p>
+      <w:pPr>
+        <w:spacing w:line="360" w:lineRule="auto"/>
+        <w:rPr>
+          <w:rFonts w:ascii="Arial" w:hAnsi="Arial" w:cs="Arial"/>
+        </w:rPr>
+      </w:pPr>
+    </w:p>
+    <w:p>
+      <w:pPr>
+        <w:spacing w:line="360" w:lineRule="auto"/>
+        <w:rPr>
+          <w:rFonts w:ascii="Arial" w:hAnsi="Arial" w:cs="Arial"/>
+        </w:rPr>
+      </w:pPr>
+    </w:p>
+    <w:p>
+      <w:pPr>
+        <w:spacing w:line="360" w:lineRule="auto"/>
+        <w:rPr>
+          <w:rFonts w:ascii="Arial" w:hAnsi="Arial" w:cs="Arial"/>
+        </w:rPr>
+      </w:pPr>
+    </w:p>
+    <w:p>
+      <w:pPr>
+        <w:spacing w:line="360" w:lineRule="auto"/>
+        <w:rPr>
+          <w:rFonts w:ascii="Arial" w:hAnsi="Arial" w:cs="Arial"/>
+        </w:rPr>
+      </w:pPr>
+    </w:p>
+    <w:p>
+      <w:pPr>
+        <w:spacing w:line="360" w:lineRule="auto"/>
+        <w:rPr>
+          <w:rFonts w:ascii="Arial" w:hAnsi="Arial" w:cs="Arial"/>
+        </w:rPr>
+      </w:pPr>
+    </w:p>
+    <w:p>
+      <w:pPr>
+        <w:spacing w:line="360" w:lineRule="auto"/>
+        <w:rPr>
+          <w:rFonts w:ascii="Arial" w:hAnsi="Arial" w:cs="Arial"/>
+        </w:rPr>
+      </w:pPr>
+    </w:p>
+    <w:p>
+      <w:pPr>
+        <w:spacing w:line="360" w:lineRule="auto"/>
+        <w:rPr>
+          <w:rFonts w:ascii="Arial" w:hAnsi="Arial" w:cs="Arial"/>
+        </w:rPr>
+      </w:pPr>
+    </w:p>
+    <w:p>
+      <w:pPr>
+        <w:spacing w:line="360" w:lineRule="auto"/>
+        <w:rPr>
+          <w:rFonts w:ascii="Arial" w:hAnsi="Arial" w:cs="Arial"/>
+        </w:rPr>
+      </w:pPr>
+    </w:p>
+    <w:p>
+      <w:pPr>
+        <w:spacing w:line="360" w:lineRule="auto"/>
+        <w:rPr>
+          <w:rFonts w:ascii="Arial" w:hAnsi="Arial" w:cs="Arial"/>
+        </w:rPr>
+      </w:pPr>
+    </w:p>
+    <w:p>
+      <w:pPr>
+        <w:spacing w:line="360" w:lineRule="auto"/>
+        <w:rPr>
+          <w:rFonts w:ascii="Arial" w:hAnsi="Arial" w:cs="Arial"/>
+        </w:rPr>
+      </w:pPr>
+    </w:p>
+    <w:p>
+      <w:pPr>
+        <w:spacing w:line="360" w:lineRule="auto"/>
+        <w:rPr>
+          <w:rFonts w:ascii="Arial" w:hAnsi="Arial" w:cs="Arial"/>
+        </w:rPr>
       </w:pPr>
     </w:p>
     <w:p>
@@ -464,45 +416,45 @@
         </w:numPr>
         <w:spacing w:line="360" w:lineRule="auto"/>
         <w:rPr>
-          <w:sz w:val="22"/>
-          <w:szCs w:val="22"/>
-        </w:rPr>
-      </w:pPr>
-      <w:r>
-        <w:rPr>
+          <w:rFonts w:cs="Arial"/>
+          <w:sz w:val="24"/>
+        </w:rPr>
+      </w:pPr>
+      <w:r>
+        <w:rPr>
+          <w:rFonts w:cs="Arial"/>
           <w:b w:val="0"/>
           <w:bCs/>
-          <w:sz w:val="22"/>
-          <w:szCs w:val="22"/>
+          <w:sz w:val="24"/>
         </w:rPr>
         <w:lastRenderedPageBreak/>
         <w:t>Euclidean Algorithm Design</w:t>
       </w:r>
       <w:r>
         <w:rPr>
+          <w:rFonts w:cs="Arial"/>
           <w:b w:val="0"/>
           <w:bCs/>
-          <w:sz w:val="22"/>
-          <w:szCs w:val="22"/>
+          <w:sz w:val="24"/>
         </w:rPr>
         <w:t xml:space="preserve"> </w:t>
       </w:r>
       <w:r>
         <w:rPr>
+          <w:rFonts w:cs="Arial"/>
           <w:b w:val="0"/>
           <w:bCs/>
-          <w:sz w:val="22"/>
-          <w:szCs w:val="22"/>
+          <w:sz w:val="24"/>
           <w:lang w:val="en-GB"/>
         </w:rPr>
         <w:t>(Usin</w:t>
       </w:r>
       <w:r>
         <w:rPr>
+          <w:rFonts w:cs="Arial"/>
           <w:b w:val="0"/>
           <w:bCs/>
-          <w:sz w:val="22"/>
-          <w:szCs w:val="22"/>
+          <w:sz w:val="24"/>
         </w:rPr>
         <w:t>g pseudocode)</w:t>
       </w:r>
@@ -512,16 +464,12 @@
         <w:spacing w:line="360" w:lineRule="auto"/>
         <w:rPr>
           <w:rFonts w:ascii="Arial" w:hAnsi="Arial" w:cs="Arial"/>
-          <w:sz w:val="22"/>
-          <w:szCs w:val="22"/>
-          <w:lang w:eastAsia="zh-TW"/>
-        </w:rPr>
-      </w:pPr>
-      <w:r>
-        <w:rPr>
-          <w:rFonts w:ascii="Arial" w:hAnsi="Arial" w:cs="Arial"/>
-          <w:sz w:val="22"/>
-          <w:szCs w:val="22"/>
+          <w:lang w:eastAsia="zh-TW"/>
+        </w:rPr>
+      </w:pPr>
+      <w:r>
+        <w:rPr>
+          <w:rFonts w:ascii="Arial" w:hAnsi="Arial" w:cs="Arial"/>
           <w:lang w:eastAsia="zh-TW"/>
         </w:rPr>
         <w:t>BEGIN</w:t>
@@ -532,57 +480,236 @@
         <w:spacing w:line="360" w:lineRule="auto"/>
         <w:rPr>
           <w:rFonts w:ascii="Arial" w:hAnsi="Arial" w:cs="Arial"/>
-          <w:sz w:val="22"/>
-          <w:szCs w:val="22"/>
-          <w:lang w:eastAsia="zh-TW"/>
-        </w:rPr>
-      </w:pPr>
-    </w:p>
-    <w:p>
-      <w:pPr>
-        <w:spacing w:line="360" w:lineRule="auto"/>
-        <w:rPr>
-          <w:rFonts w:ascii="Arial" w:hAnsi="Arial" w:cs="Arial"/>
-          <w:sz w:val="22"/>
-          <w:szCs w:val="22"/>
-          <w:lang w:eastAsia="zh-TW"/>
-        </w:rPr>
-      </w:pPr>
-      <w:r>
-        <w:rPr>
-          <w:rFonts w:ascii="Arial" w:hAnsi="Arial" w:cs="Arial"/>
-          <w:sz w:val="22"/>
-          <w:szCs w:val="22"/>
-          <w:lang w:eastAsia="zh-TW"/>
-        </w:rPr>
-        <w:t xml:space="preserve">    # Function to compute GCD using Euclidean Algorithm (recursion)</w:t>
-      </w:r>
-    </w:p>
-    <w:p>
-      <w:pPr>
-        <w:spacing w:line="360" w:lineRule="auto"/>
-        <w:rPr>
-          <w:rFonts w:ascii="Arial" w:hAnsi="Arial" w:cs="Arial"/>
-          <w:sz w:val="22"/>
-          <w:szCs w:val="22"/>
-          <w:lang w:eastAsia="zh-TW"/>
-        </w:rPr>
-      </w:pPr>
-      <w:r>
-        <w:rPr>
-          <w:rFonts w:ascii="Arial" w:hAnsi="Arial" w:cs="Arial"/>
-          <w:sz w:val="22"/>
-          <w:szCs w:val="22"/>
-          <w:lang w:eastAsia="zh-TW"/>
-        </w:rPr>
-        <w:t xml:space="preserve">    FUNCTION </w:t>
+          <w:lang w:val="en-GB" w:eastAsia="zh-TW"/>
+        </w:rPr>
+      </w:pPr>
+    </w:p>
+    <w:p>
+      <w:pPr>
+        <w:spacing w:line="360" w:lineRule="auto"/>
+        <w:rPr>
+          <w:rFonts w:ascii="Arial" w:hAnsi="Arial" w:cs="Arial"/>
+          <w:lang w:val="en-GB" w:eastAsia="zh-TW"/>
+        </w:rPr>
+      </w:pPr>
+    </w:p>
+    <w:p>
+      <w:pPr>
+        <w:spacing w:line="360" w:lineRule="auto"/>
+        <w:rPr>
+          <w:rFonts w:ascii="Arial" w:hAnsi="Arial" w:cs="Arial"/>
+          <w:lang w:eastAsia="zh-TW"/>
+        </w:rPr>
+      </w:pPr>
+      <w:r>
+        <w:rPr>
+          <w:rFonts w:ascii="Arial" w:hAnsi="Arial" w:cs="Arial"/>
+          <w:lang w:eastAsia="zh-TW"/>
+        </w:rPr>
+        <w:t xml:space="preserve">    // Create a class called </w:t>
       </w:r>
       <w:proofErr w:type="spellStart"/>
       <w:r>
         <w:rPr>
           <w:rFonts w:ascii="Arial" w:hAnsi="Arial" w:cs="Arial"/>
-          <w:sz w:val="22"/>
-          <w:szCs w:val="22"/>
+          <w:lang w:eastAsia="zh-TW"/>
+        </w:rPr>
+        <w:t>EuclideanAlgorithm</w:t>
+      </w:r>
+      <w:proofErr w:type="spellEnd"/>
+    </w:p>
+    <w:p>
+      <w:pPr>
+        <w:spacing w:line="360" w:lineRule="auto"/>
+        <w:rPr>
+          <w:rFonts w:ascii="Arial" w:hAnsi="Arial" w:cs="Arial"/>
+          <w:lang w:eastAsia="zh-TW"/>
+        </w:rPr>
+      </w:pPr>
+      <w:r>
+        <w:rPr>
+          <w:rFonts w:ascii="Arial" w:hAnsi="Arial" w:cs="Arial"/>
+          <w:lang w:eastAsia="zh-TW"/>
+        </w:rPr>
+        <w:t xml:space="preserve">    CLASS </w:t>
+      </w:r>
+      <w:proofErr w:type="spellStart"/>
+      <w:r>
+        <w:rPr>
+          <w:rFonts w:ascii="Arial" w:hAnsi="Arial" w:cs="Arial"/>
+          <w:lang w:eastAsia="zh-TW"/>
+        </w:rPr>
+        <w:t>EuclideanAlgorithm</w:t>
+      </w:r>
+      <w:proofErr w:type="spellEnd"/>
+    </w:p>
+    <w:p>
+      <w:pPr>
+        <w:spacing w:line="360" w:lineRule="auto"/>
+        <w:rPr>
+          <w:rFonts w:ascii="Arial" w:hAnsi="Arial" w:cs="Arial"/>
+          <w:lang w:val="en-GB" w:eastAsia="zh-TW"/>
+        </w:rPr>
+      </w:pPr>
+    </w:p>
+    <w:p>
+      <w:pPr>
+        <w:spacing w:line="360" w:lineRule="auto"/>
+        <w:rPr>
+          <w:rFonts w:ascii="Arial" w:hAnsi="Arial" w:cs="Arial"/>
+          <w:lang w:val="en-GB" w:eastAsia="zh-TW"/>
+        </w:rPr>
+      </w:pPr>
+    </w:p>
+    <w:p>
+      <w:pPr>
+        <w:spacing w:line="360" w:lineRule="auto"/>
+        <w:rPr>
+          <w:rFonts w:ascii="Arial" w:hAnsi="Arial" w:cs="Arial"/>
+          <w:lang w:eastAsia="zh-TW"/>
+        </w:rPr>
+      </w:pPr>
+      <w:r>
+        <w:rPr>
+          <w:rFonts w:ascii="Arial" w:hAnsi="Arial" w:cs="Arial"/>
+          <w:lang w:eastAsia="zh-TW"/>
+        </w:rPr>
+        <w:t xml:space="preserve">        // Initialization function</w:t>
+      </w:r>
+    </w:p>
+    <w:p>
+      <w:pPr>
+        <w:spacing w:line="360" w:lineRule="auto"/>
+        <w:rPr>
+          <w:rFonts w:ascii="Arial" w:hAnsi="Arial" w:cs="Arial"/>
+          <w:lang w:eastAsia="zh-TW"/>
+        </w:rPr>
+      </w:pPr>
+      <w:r>
+        <w:rPr>
+          <w:rFonts w:ascii="Arial" w:hAnsi="Arial" w:cs="Arial"/>
+          <w:lang w:eastAsia="zh-TW"/>
+        </w:rPr>
+        <w:t xml:space="preserve">        FUNCTION __</w:t>
+      </w:r>
+      <w:proofErr w:type="spellStart"/>
+      <w:r>
+        <w:rPr>
+          <w:rFonts w:ascii="Arial" w:hAnsi="Arial" w:cs="Arial"/>
+          <w:lang w:eastAsia="zh-TW"/>
+        </w:rPr>
+        <w:t>init</w:t>
+      </w:r>
+      <w:proofErr w:type="spellEnd"/>
+      <w:r>
+        <w:rPr>
+          <w:rFonts w:ascii="Arial" w:hAnsi="Arial" w:cs="Arial"/>
+          <w:lang w:eastAsia="zh-TW"/>
+        </w:rPr>
+        <w:t>_</w:t>
+      </w:r>
+      <w:proofErr w:type="gramStart"/>
+      <w:r>
+        <w:rPr>
+          <w:rFonts w:ascii="Arial" w:hAnsi="Arial" w:cs="Arial"/>
+          <w:lang w:eastAsia="zh-TW"/>
+        </w:rPr>
+        <w:t>_(</w:t>
+      </w:r>
+      <w:proofErr w:type="gramEnd"/>
+      <w:r>
+        <w:rPr>
+          <w:rFonts w:ascii="Arial" w:hAnsi="Arial" w:cs="Arial"/>
+          <w:lang w:eastAsia="zh-TW"/>
+        </w:rPr>
+        <w:t>)</w:t>
+      </w:r>
+    </w:p>
+    <w:p>
+      <w:pPr>
+        <w:spacing w:line="360" w:lineRule="auto"/>
+        <w:rPr>
+          <w:rFonts w:ascii="Arial" w:hAnsi="Arial" w:cs="Arial"/>
+          <w:lang w:eastAsia="zh-TW"/>
+        </w:rPr>
+      </w:pPr>
+      <w:r>
+        <w:rPr>
+          <w:rFonts w:ascii="Arial" w:hAnsi="Arial" w:cs="Arial"/>
+          <w:lang w:eastAsia="zh-TW"/>
+        </w:rPr>
+        <w:t xml:space="preserve">            // No data needs to be initialized</w:t>
+      </w:r>
+    </w:p>
+    <w:p>
+      <w:pPr>
+        <w:spacing w:line="360" w:lineRule="auto"/>
+        <w:rPr>
+          <w:rFonts w:ascii="Arial" w:hAnsi="Arial" w:cs="Arial"/>
+          <w:lang w:eastAsia="zh-TW"/>
+        </w:rPr>
+      </w:pPr>
+      <w:r>
+        <w:rPr>
+          <w:rFonts w:ascii="Arial" w:hAnsi="Arial" w:cs="Arial"/>
+          <w:lang w:eastAsia="zh-TW"/>
+        </w:rPr>
+        <w:t xml:space="preserve">        END FUNCTION</w:t>
+      </w:r>
+    </w:p>
+    <w:p>
+      <w:pPr>
+        <w:spacing w:line="360" w:lineRule="auto"/>
+        <w:rPr>
+          <w:rFonts w:ascii="Arial" w:hAnsi="Arial" w:cs="Arial"/>
+          <w:lang w:eastAsia="zh-TW"/>
+        </w:rPr>
+      </w:pPr>
+    </w:p>
+    <w:p>
+      <w:pPr>
+        <w:spacing w:line="360" w:lineRule="auto"/>
+        <w:rPr>
+          <w:rFonts w:ascii="Arial" w:hAnsi="Arial" w:cs="Arial"/>
+          <w:lang w:eastAsia="zh-TW"/>
+        </w:rPr>
+      </w:pPr>
+    </w:p>
+    <w:p>
+      <w:pPr>
+        <w:spacing w:line="360" w:lineRule="auto"/>
+        <w:rPr>
+          <w:rFonts w:ascii="Arial" w:hAnsi="Arial" w:cs="Arial"/>
+          <w:lang w:eastAsia="zh-TW"/>
+        </w:rPr>
+      </w:pPr>
+      <w:r>
+        <w:rPr>
+          <w:rFonts w:ascii="Arial" w:hAnsi="Arial" w:cs="Arial"/>
+          <w:lang w:eastAsia="zh-TW"/>
+        </w:rPr>
+        <w:t xml:space="preserve">        // Function to calculate the Greatest Common Divisor using recursion</w:t>
+      </w:r>
+    </w:p>
+    <w:p>
+      <w:pPr>
+        <w:spacing w:line="360" w:lineRule="auto"/>
+        <w:rPr>
+          <w:rFonts w:ascii="Arial" w:hAnsi="Arial" w:cs="Arial"/>
+          <w:lang w:eastAsia="zh-TW"/>
+        </w:rPr>
+      </w:pPr>
+      <w:r>
+        <w:rPr>
+          <w:rFonts w:ascii="Arial" w:hAnsi="Arial" w:cs="Arial"/>
+          <w:lang w:eastAsia="zh-TW"/>
+        </w:rPr>
+        <w:t xml:space="preserve">        FUNCTION </w:t>
+      </w:r>
+      <w:proofErr w:type="spellStart"/>
+      <w:r>
+        <w:rPr>
+          <w:rFonts w:ascii="Arial" w:hAnsi="Arial" w:cs="Arial"/>
           <w:lang w:eastAsia="zh-TW"/>
         </w:rPr>
         <w:t>find_</w:t>
@@ -591,8 +718,6 @@
       <w:r>
         <w:rPr>
           <w:rFonts w:ascii="Arial" w:hAnsi="Arial" w:cs="Arial"/>
-          <w:sz w:val="22"/>
-          <w:szCs w:val="22"/>
           <w:lang w:eastAsia="zh-TW"/>
         </w:rPr>
         <w:t>gcd</w:t>
@@ -601,8 +726,6 @@
       <w:r>
         <w:rPr>
           <w:rFonts w:ascii="Arial" w:hAnsi="Arial" w:cs="Arial"/>
-          <w:sz w:val="22"/>
-          <w:szCs w:val="22"/>
           <w:lang w:eastAsia="zh-TW"/>
         </w:rPr>
         <w:t>(</w:t>
@@ -611,8 +734,6 @@
       <w:r>
         <w:rPr>
           <w:rFonts w:ascii="Arial" w:hAnsi="Arial" w:cs="Arial"/>
-          <w:sz w:val="22"/>
-          <w:szCs w:val="22"/>
           <w:lang w:eastAsia="zh-TW"/>
         </w:rPr>
         <w:t>A, B)</w:t>
@@ -623,381 +744,342 @@
         <w:spacing w:line="360" w:lineRule="auto"/>
         <w:rPr>
           <w:rFonts w:ascii="Arial" w:hAnsi="Arial" w:cs="Arial"/>
-          <w:sz w:val="22"/>
-          <w:szCs w:val="22"/>
-          <w:lang w:eastAsia="zh-TW"/>
-        </w:rPr>
-      </w:pPr>
-    </w:p>
-    <w:p>
-      <w:pPr>
-        <w:spacing w:line="360" w:lineRule="auto"/>
-        <w:rPr>
-          <w:rFonts w:ascii="Arial" w:hAnsi="Arial" w:cs="Arial"/>
-          <w:sz w:val="22"/>
-          <w:szCs w:val="22"/>
-          <w:lang w:eastAsia="zh-TW"/>
-        </w:rPr>
-      </w:pPr>
-      <w:r>
-        <w:rPr>
-          <w:rFonts w:ascii="Arial" w:hAnsi="Arial" w:cs="Arial"/>
-          <w:sz w:val="22"/>
-          <w:szCs w:val="22"/>
-          <w:lang w:eastAsia="zh-TW"/>
-        </w:rPr>
-        <w:t xml:space="preserve">        # Ensure A is greater than B</w:t>
-      </w:r>
-    </w:p>
-    <w:p>
-      <w:pPr>
-        <w:spacing w:line="360" w:lineRule="auto"/>
-        <w:rPr>
-          <w:rFonts w:ascii="Arial" w:hAnsi="Arial" w:cs="Arial"/>
-          <w:sz w:val="22"/>
-          <w:szCs w:val="22"/>
-          <w:lang w:eastAsia="zh-TW"/>
-        </w:rPr>
-      </w:pPr>
-      <w:r>
-        <w:rPr>
-          <w:rFonts w:ascii="Arial" w:hAnsi="Arial" w:cs="Arial"/>
-          <w:sz w:val="22"/>
-          <w:szCs w:val="22"/>
-          <w:lang w:eastAsia="zh-TW"/>
-        </w:rPr>
-        <w:t xml:space="preserve">        IF A &lt; B THEN</w:t>
-      </w:r>
-    </w:p>
-    <w:p>
-      <w:pPr>
-        <w:spacing w:line="360" w:lineRule="auto"/>
-        <w:rPr>
-          <w:rFonts w:ascii="Arial" w:hAnsi="Arial" w:cs="Arial"/>
-          <w:sz w:val="22"/>
-          <w:szCs w:val="22"/>
-          <w:lang w:eastAsia="zh-TW"/>
-        </w:rPr>
-      </w:pPr>
-      <w:r>
-        <w:rPr>
-          <w:rFonts w:ascii="Arial" w:hAnsi="Arial" w:cs="Arial"/>
-          <w:sz w:val="22"/>
-          <w:szCs w:val="22"/>
-          <w:lang w:eastAsia="zh-TW"/>
-        </w:rPr>
-        <w:t xml:space="preserve">            SWAP A, B</w:t>
-      </w:r>
-    </w:p>
-    <w:p>
-      <w:pPr>
-        <w:spacing w:line="360" w:lineRule="auto"/>
-        <w:rPr>
-          <w:rFonts w:ascii="Arial" w:hAnsi="Arial" w:cs="Arial"/>
-          <w:sz w:val="22"/>
-          <w:szCs w:val="22"/>
-          <w:lang w:eastAsia="zh-TW"/>
-        </w:rPr>
-      </w:pPr>
-      <w:r>
-        <w:rPr>
-          <w:rFonts w:ascii="Arial" w:hAnsi="Arial" w:cs="Arial"/>
-          <w:sz w:val="22"/>
-          <w:szCs w:val="22"/>
-          <w:lang w:eastAsia="zh-TW"/>
-        </w:rPr>
-        <w:t xml:space="preserve">        END IF</w:t>
-      </w:r>
-    </w:p>
-    <w:p>
-      <w:pPr>
-        <w:spacing w:line="360" w:lineRule="auto"/>
-        <w:rPr>
-          <w:rFonts w:ascii="Arial" w:hAnsi="Arial" w:cs="Arial"/>
-          <w:sz w:val="22"/>
-          <w:szCs w:val="22"/>
-          <w:lang w:eastAsia="zh-TW"/>
-        </w:rPr>
-      </w:pPr>
-    </w:p>
-    <w:p>
-      <w:pPr>
-        <w:spacing w:line="360" w:lineRule="auto"/>
-        <w:rPr>
-          <w:rFonts w:ascii="Arial" w:hAnsi="Arial" w:cs="Arial"/>
-          <w:sz w:val="22"/>
-          <w:szCs w:val="22"/>
-          <w:lang w:eastAsia="zh-TW"/>
-        </w:rPr>
-      </w:pPr>
-      <w:r>
-        <w:rPr>
-          <w:rFonts w:ascii="Arial" w:hAnsi="Arial" w:cs="Arial"/>
-          <w:sz w:val="22"/>
-          <w:szCs w:val="22"/>
-          <w:lang w:eastAsia="zh-TW"/>
-        </w:rPr>
-        <w:t xml:space="preserve">        # Base case: if A is 0, return B</w:t>
-      </w:r>
-    </w:p>
-    <w:p>
-      <w:pPr>
-        <w:spacing w:line="360" w:lineRule="auto"/>
-        <w:rPr>
-          <w:rFonts w:ascii="Arial" w:hAnsi="Arial" w:cs="Arial"/>
-          <w:sz w:val="22"/>
-          <w:szCs w:val="22"/>
-          <w:lang w:eastAsia="zh-TW"/>
-        </w:rPr>
-      </w:pPr>
-      <w:r>
-        <w:rPr>
-          <w:rFonts w:ascii="Arial" w:hAnsi="Arial" w:cs="Arial"/>
-          <w:sz w:val="22"/>
-          <w:szCs w:val="22"/>
-          <w:lang w:eastAsia="zh-TW"/>
-        </w:rPr>
-        <w:t xml:space="preserve">        IF A = 0 THEN</w:t>
-      </w:r>
-    </w:p>
-    <w:p>
-      <w:pPr>
-        <w:spacing w:line="360" w:lineRule="auto"/>
-        <w:rPr>
-          <w:rFonts w:ascii="Arial" w:hAnsi="Arial" w:cs="Arial"/>
-          <w:sz w:val="22"/>
-          <w:szCs w:val="22"/>
-          <w:lang w:eastAsia="zh-TW"/>
-        </w:rPr>
-      </w:pPr>
-      <w:r>
-        <w:rPr>
-          <w:rFonts w:ascii="Arial" w:hAnsi="Arial" w:cs="Arial"/>
-          <w:sz w:val="22"/>
-          <w:szCs w:val="22"/>
-          <w:lang w:eastAsia="zh-TW"/>
-        </w:rPr>
-        <w:t xml:space="preserve">            RETURN B</w:t>
-      </w:r>
-    </w:p>
-    <w:p>
-      <w:pPr>
-        <w:spacing w:line="360" w:lineRule="auto"/>
-        <w:rPr>
-          <w:rFonts w:ascii="Arial" w:hAnsi="Arial" w:cs="Arial"/>
-          <w:sz w:val="22"/>
-          <w:szCs w:val="22"/>
-          <w:lang w:eastAsia="zh-TW"/>
-        </w:rPr>
-      </w:pPr>
-      <w:r>
-        <w:rPr>
-          <w:rFonts w:ascii="Arial" w:hAnsi="Arial" w:cs="Arial"/>
-          <w:sz w:val="22"/>
-          <w:szCs w:val="22"/>
-          <w:lang w:eastAsia="zh-TW"/>
-        </w:rPr>
-        <w:t xml:space="preserve">        END IF</w:t>
-      </w:r>
-    </w:p>
-    <w:p>
-      <w:pPr>
-        <w:spacing w:line="360" w:lineRule="auto"/>
-        <w:rPr>
-          <w:rFonts w:ascii="Arial" w:hAnsi="Arial" w:cs="Arial"/>
-          <w:sz w:val="22"/>
-          <w:szCs w:val="22"/>
-          <w:lang w:eastAsia="zh-TW"/>
-        </w:rPr>
-      </w:pPr>
-    </w:p>
-    <w:p>
-      <w:pPr>
-        <w:spacing w:line="360" w:lineRule="auto"/>
-        <w:rPr>
-          <w:rFonts w:ascii="Arial" w:hAnsi="Arial" w:cs="Arial"/>
-          <w:sz w:val="22"/>
-          <w:szCs w:val="22"/>
-          <w:lang w:eastAsia="zh-TW"/>
-        </w:rPr>
-      </w:pPr>
-      <w:r>
-        <w:rPr>
-          <w:rFonts w:ascii="Arial" w:hAnsi="Arial" w:cs="Arial"/>
-          <w:sz w:val="22"/>
-          <w:szCs w:val="22"/>
-          <w:lang w:eastAsia="zh-TW"/>
-        </w:rPr>
-        <w:t xml:space="preserve">        # Base case: if B is 0, return A</w:t>
-      </w:r>
-    </w:p>
-    <w:p>
-      <w:pPr>
-        <w:spacing w:line="360" w:lineRule="auto"/>
-        <w:rPr>
-          <w:rFonts w:ascii="Arial" w:hAnsi="Arial" w:cs="Arial"/>
-          <w:sz w:val="22"/>
-          <w:szCs w:val="22"/>
-          <w:lang w:eastAsia="zh-TW"/>
-        </w:rPr>
-      </w:pPr>
-      <w:r>
-        <w:rPr>
-          <w:rFonts w:ascii="Arial" w:hAnsi="Arial" w:cs="Arial"/>
-          <w:sz w:val="22"/>
-          <w:szCs w:val="22"/>
-          <w:lang w:eastAsia="zh-TW"/>
-        </w:rPr>
-        <w:t xml:space="preserve">        IF B = 0 THEN</w:t>
-      </w:r>
-    </w:p>
-    <w:p>
-      <w:pPr>
-        <w:spacing w:line="360" w:lineRule="auto"/>
-        <w:rPr>
-          <w:rFonts w:ascii="Arial" w:hAnsi="Arial" w:cs="Arial"/>
-          <w:sz w:val="22"/>
-          <w:szCs w:val="22"/>
-          <w:lang w:eastAsia="zh-TW"/>
-        </w:rPr>
-      </w:pPr>
-      <w:r>
-        <w:rPr>
-          <w:rFonts w:ascii="Arial" w:hAnsi="Arial" w:cs="Arial"/>
-          <w:sz w:val="22"/>
-          <w:szCs w:val="22"/>
-          <w:lang w:eastAsia="zh-TW"/>
-        </w:rPr>
-        <w:t xml:space="preserve">            RETURN A</w:t>
-      </w:r>
-    </w:p>
-    <w:p>
-      <w:pPr>
-        <w:spacing w:line="360" w:lineRule="auto"/>
-        <w:rPr>
-          <w:rFonts w:ascii="Arial" w:hAnsi="Arial" w:cs="Arial"/>
-          <w:sz w:val="22"/>
-          <w:szCs w:val="22"/>
-          <w:lang w:eastAsia="zh-TW"/>
-        </w:rPr>
-      </w:pPr>
-      <w:r>
-        <w:rPr>
-          <w:rFonts w:ascii="Arial" w:hAnsi="Arial" w:cs="Arial"/>
-          <w:sz w:val="22"/>
-          <w:szCs w:val="22"/>
-          <w:lang w:eastAsia="zh-TW"/>
-        </w:rPr>
-        <w:t xml:space="preserve">        END IF</w:t>
-      </w:r>
-    </w:p>
-    <w:p>
-      <w:pPr>
-        <w:spacing w:line="360" w:lineRule="auto"/>
-        <w:rPr>
-          <w:rFonts w:ascii="Arial" w:hAnsi="Arial" w:cs="Arial"/>
-          <w:sz w:val="22"/>
-          <w:szCs w:val="22"/>
-          <w:lang w:eastAsia="zh-TW"/>
-        </w:rPr>
-      </w:pPr>
-    </w:p>
-    <w:p>
-      <w:pPr>
-        <w:spacing w:line="360" w:lineRule="auto"/>
-        <w:rPr>
-          <w:rFonts w:ascii="Arial" w:hAnsi="Arial" w:cs="Arial"/>
-          <w:sz w:val="22"/>
-          <w:szCs w:val="22"/>
-          <w:lang w:eastAsia="zh-TW"/>
-        </w:rPr>
-      </w:pPr>
-      <w:r>
-        <w:rPr>
-          <w:rFonts w:ascii="Arial" w:hAnsi="Arial" w:cs="Arial"/>
-          <w:sz w:val="22"/>
-          <w:szCs w:val="22"/>
-          <w:lang w:eastAsia="zh-TW"/>
-        </w:rPr>
-        <w:t xml:space="preserve">        # Compute remainder</w:t>
-      </w:r>
-    </w:p>
-    <w:p>
-      <w:pPr>
-        <w:spacing w:line="360" w:lineRule="auto"/>
-        <w:rPr>
-          <w:rFonts w:ascii="Arial" w:hAnsi="Arial" w:cs="Arial"/>
-          <w:sz w:val="22"/>
-          <w:szCs w:val="22"/>
-          <w:lang w:eastAsia="zh-TW"/>
-        </w:rPr>
-      </w:pPr>
-      <w:r>
-        <w:rPr>
-          <w:rFonts w:ascii="Arial" w:hAnsi="Arial" w:cs="Arial"/>
-          <w:sz w:val="22"/>
-          <w:szCs w:val="22"/>
-          <w:lang w:eastAsia="zh-TW"/>
-        </w:rPr>
-        <w:t xml:space="preserve">        R = A MOD B</w:t>
-      </w:r>
-    </w:p>
-    <w:p>
-      <w:pPr>
-        <w:spacing w:line="360" w:lineRule="auto"/>
-        <w:rPr>
-          <w:rFonts w:ascii="Arial" w:hAnsi="Arial" w:cs="Arial"/>
-          <w:sz w:val="22"/>
-          <w:szCs w:val="22"/>
-          <w:lang w:eastAsia="zh-TW"/>
-        </w:rPr>
-      </w:pPr>
-    </w:p>
-    <w:p>
-      <w:pPr>
-        <w:spacing w:line="360" w:lineRule="auto"/>
-        <w:rPr>
-          <w:rFonts w:ascii="Arial" w:hAnsi="Arial" w:cs="Arial"/>
-          <w:sz w:val="22"/>
-          <w:szCs w:val="22"/>
-          <w:lang w:eastAsia="zh-TW"/>
-        </w:rPr>
-      </w:pPr>
-      <w:r>
-        <w:rPr>
-          <w:rFonts w:ascii="Arial" w:hAnsi="Arial" w:cs="Arial"/>
-          <w:sz w:val="22"/>
-          <w:szCs w:val="22"/>
-          <w:lang w:eastAsia="zh-TW"/>
-        </w:rPr>
-        <w:t xml:space="preserve">        # Recursive call</w:t>
-      </w:r>
-    </w:p>
-    <w:p>
-      <w:pPr>
-        <w:spacing w:line="360" w:lineRule="auto"/>
-        <w:rPr>
-          <w:rFonts w:ascii="Arial" w:hAnsi="Arial" w:cs="Arial"/>
-          <w:sz w:val="22"/>
-          <w:szCs w:val="22"/>
-          <w:lang w:eastAsia="zh-TW"/>
-        </w:rPr>
-      </w:pPr>
-      <w:r>
-        <w:rPr>
-          <w:rFonts w:ascii="Arial" w:hAnsi="Arial" w:cs="Arial"/>
-          <w:sz w:val="22"/>
-          <w:szCs w:val="22"/>
-          <w:lang w:eastAsia="zh-TW"/>
-        </w:rPr>
-        <w:t xml:space="preserve">        RETURN </w:t>
+          <w:lang w:val="en-GB" w:eastAsia="zh-TW"/>
+        </w:rPr>
+      </w:pPr>
+    </w:p>
+    <w:p>
+      <w:pPr>
+        <w:spacing w:line="360" w:lineRule="auto"/>
+        <w:rPr>
+          <w:rFonts w:ascii="Arial" w:hAnsi="Arial" w:cs="Arial"/>
+          <w:lang w:val="en-GB" w:eastAsia="zh-TW"/>
+        </w:rPr>
+      </w:pPr>
+    </w:p>
+    <w:p>
+      <w:pPr>
+        <w:spacing w:line="360" w:lineRule="auto"/>
+        <w:rPr>
+          <w:rFonts w:ascii="Arial" w:hAnsi="Arial" w:cs="Arial"/>
+          <w:lang w:eastAsia="zh-TW"/>
+        </w:rPr>
+      </w:pPr>
+      <w:r>
+        <w:rPr>
+          <w:rFonts w:ascii="Arial" w:hAnsi="Arial" w:cs="Arial"/>
+          <w:lang w:eastAsia="zh-TW"/>
+        </w:rPr>
+        <w:t xml:space="preserve">            // Ensure the first number is greater than the second number</w:t>
+      </w:r>
+    </w:p>
+    <w:p>
+      <w:pPr>
+        <w:spacing w:line="360" w:lineRule="auto"/>
+        <w:rPr>
+          <w:rFonts w:ascii="Arial" w:hAnsi="Arial" w:cs="Arial"/>
+          <w:lang w:eastAsia="zh-TW"/>
+        </w:rPr>
+      </w:pPr>
+      <w:r>
+        <w:rPr>
+          <w:rFonts w:ascii="Arial" w:hAnsi="Arial" w:cs="Arial"/>
+          <w:lang w:eastAsia="zh-TW"/>
+        </w:rPr>
+        <w:t xml:space="preserve">            IF A &lt; B THEN</w:t>
+      </w:r>
+    </w:p>
+    <w:p>
+      <w:pPr>
+        <w:spacing w:line="360" w:lineRule="auto"/>
+        <w:rPr>
+          <w:rFonts w:ascii="Arial" w:hAnsi="Arial" w:cs="Arial"/>
+          <w:lang w:eastAsia="zh-TW"/>
+        </w:rPr>
+      </w:pPr>
+      <w:r>
+        <w:rPr>
+          <w:rFonts w:ascii="Arial" w:hAnsi="Arial" w:cs="Arial"/>
+          <w:lang w:eastAsia="zh-TW"/>
+        </w:rPr>
+        <w:t xml:space="preserve">                SWAP A, B</w:t>
+      </w:r>
+    </w:p>
+    <w:p>
+      <w:pPr>
+        <w:spacing w:line="360" w:lineRule="auto"/>
+        <w:rPr>
+          <w:rFonts w:ascii="Arial" w:hAnsi="Arial" w:cs="Arial"/>
+          <w:lang w:eastAsia="zh-TW"/>
+        </w:rPr>
+      </w:pPr>
+      <w:r>
+        <w:rPr>
+          <w:rFonts w:ascii="Arial" w:hAnsi="Arial" w:cs="Arial"/>
+          <w:lang w:eastAsia="zh-TW"/>
+        </w:rPr>
+        <w:t xml:space="preserve">            END IF</w:t>
+      </w:r>
+    </w:p>
+    <w:p>
+      <w:pPr>
+        <w:spacing w:line="360" w:lineRule="auto"/>
+        <w:rPr>
+          <w:rFonts w:ascii="Arial" w:hAnsi="Arial" w:cs="Arial"/>
+          <w:lang w:val="en-GB" w:eastAsia="zh-TW"/>
+        </w:rPr>
+      </w:pPr>
+    </w:p>
+    <w:p>
+      <w:pPr>
+        <w:spacing w:line="360" w:lineRule="auto"/>
+        <w:rPr>
+          <w:rFonts w:ascii="Arial" w:hAnsi="Arial" w:cs="Arial"/>
+          <w:lang w:val="en-GB" w:eastAsia="zh-TW"/>
+        </w:rPr>
+      </w:pPr>
+    </w:p>
+    <w:p>
+      <w:pPr>
+        <w:spacing w:line="360" w:lineRule="auto"/>
+        <w:rPr>
+          <w:rFonts w:ascii="Arial" w:hAnsi="Arial" w:cs="Arial"/>
+          <w:lang w:eastAsia="zh-TW"/>
+        </w:rPr>
+      </w:pPr>
+      <w:r>
+        <w:rPr>
+          <w:rFonts w:ascii="Arial" w:hAnsi="Arial" w:cs="Arial"/>
+          <w:lang w:eastAsia="zh-TW"/>
+        </w:rPr>
+        <w:t xml:space="preserve">            // Base case: if A is 0, return B as the GCD</w:t>
+      </w:r>
+    </w:p>
+    <w:p>
+      <w:pPr>
+        <w:spacing w:line="360" w:lineRule="auto"/>
+        <w:rPr>
+          <w:rFonts w:ascii="Arial" w:hAnsi="Arial" w:cs="Arial"/>
+          <w:lang w:eastAsia="zh-TW"/>
+        </w:rPr>
+      </w:pPr>
+      <w:r>
+        <w:rPr>
+          <w:rFonts w:ascii="Arial" w:hAnsi="Arial" w:cs="Arial"/>
+          <w:lang w:eastAsia="zh-TW"/>
+        </w:rPr>
+        <w:t xml:space="preserve">            IF A = 0 THEN</w:t>
+      </w:r>
+    </w:p>
+    <w:p>
+      <w:pPr>
+        <w:spacing w:line="360" w:lineRule="auto"/>
+        <w:rPr>
+          <w:rFonts w:ascii="Arial" w:hAnsi="Arial" w:cs="Arial"/>
+          <w:lang w:eastAsia="zh-TW"/>
+        </w:rPr>
+      </w:pPr>
+      <w:r>
+        <w:rPr>
+          <w:rFonts w:ascii="Arial" w:hAnsi="Arial" w:cs="Arial"/>
+          <w:lang w:eastAsia="zh-TW"/>
+        </w:rPr>
+        <w:t xml:space="preserve">                RETURN B</w:t>
+      </w:r>
+    </w:p>
+    <w:p>
+      <w:pPr>
+        <w:spacing w:line="360" w:lineRule="auto"/>
+        <w:rPr>
+          <w:rFonts w:ascii="Arial" w:hAnsi="Arial" w:cs="Arial"/>
+          <w:lang w:eastAsia="zh-TW"/>
+        </w:rPr>
+      </w:pPr>
+      <w:r>
+        <w:rPr>
+          <w:rFonts w:ascii="Arial" w:hAnsi="Arial" w:cs="Arial"/>
+          <w:lang w:eastAsia="zh-TW"/>
+        </w:rPr>
+        <w:t xml:space="preserve">            END IF</w:t>
+      </w:r>
+    </w:p>
+    <w:p>
+      <w:pPr>
+        <w:spacing w:line="360" w:lineRule="auto"/>
+        <w:rPr>
+          <w:rFonts w:ascii="Arial" w:hAnsi="Arial" w:cs="Arial"/>
+          <w:lang w:eastAsia="zh-TW"/>
+        </w:rPr>
+      </w:pPr>
+    </w:p>
+    <w:p>
+      <w:pPr>
+        <w:spacing w:line="360" w:lineRule="auto"/>
+        <w:rPr>
+          <w:rFonts w:ascii="Arial" w:hAnsi="Arial" w:cs="Arial"/>
+          <w:lang w:eastAsia="zh-TW"/>
+        </w:rPr>
+      </w:pPr>
+      <w:r>
+        <w:rPr>
+          <w:rFonts w:ascii="Arial" w:hAnsi="Arial" w:cs="Arial"/>
+          <w:lang w:eastAsia="zh-TW"/>
+        </w:rPr>
+        <w:lastRenderedPageBreak/>
+        <w:t xml:space="preserve">            // Base case: if B is 0, return A as the GCD</w:t>
+      </w:r>
+    </w:p>
+    <w:p>
+      <w:pPr>
+        <w:spacing w:line="360" w:lineRule="auto"/>
+        <w:rPr>
+          <w:rFonts w:ascii="Arial" w:hAnsi="Arial" w:cs="Arial"/>
+          <w:lang w:eastAsia="zh-TW"/>
+        </w:rPr>
+      </w:pPr>
+      <w:r>
+        <w:rPr>
+          <w:rFonts w:ascii="Arial" w:hAnsi="Arial" w:cs="Arial"/>
+          <w:lang w:eastAsia="zh-TW"/>
+        </w:rPr>
+        <w:t xml:space="preserve">            IF B = 0 THEN</w:t>
+      </w:r>
+    </w:p>
+    <w:p>
+      <w:pPr>
+        <w:spacing w:line="360" w:lineRule="auto"/>
+        <w:rPr>
+          <w:rFonts w:ascii="Arial" w:hAnsi="Arial" w:cs="Arial"/>
+          <w:lang w:eastAsia="zh-TW"/>
+        </w:rPr>
+      </w:pPr>
+      <w:r>
+        <w:rPr>
+          <w:rFonts w:ascii="Arial" w:hAnsi="Arial" w:cs="Arial"/>
+          <w:lang w:eastAsia="zh-TW"/>
+        </w:rPr>
+        <w:t xml:space="preserve">                RETURN A</w:t>
+      </w:r>
+    </w:p>
+    <w:p>
+      <w:pPr>
+        <w:spacing w:line="360" w:lineRule="auto"/>
+        <w:rPr>
+          <w:rFonts w:ascii="Arial" w:hAnsi="Arial" w:cs="Arial"/>
+          <w:lang w:eastAsia="zh-TW"/>
+        </w:rPr>
+      </w:pPr>
+      <w:r>
+        <w:rPr>
+          <w:rFonts w:ascii="Arial" w:hAnsi="Arial" w:cs="Arial"/>
+          <w:lang w:eastAsia="zh-TW"/>
+        </w:rPr>
+        <w:t xml:space="preserve">            END IF</w:t>
+      </w:r>
+    </w:p>
+    <w:p>
+      <w:pPr>
+        <w:spacing w:line="360" w:lineRule="auto"/>
+        <w:rPr>
+          <w:rFonts w:ascii="Arial" w:hAnsi="Arial" w:cs="Arial"/>
+          <w:lang w:val="en-GB" w:eastAsia="zh-TW"/>
+        </w:rPr>
+      </w:pPr>
+    </w:p>
+    <w:p>
+      <w:pPr>
+        <w:spacing w:line="360" w:lineRule="auto"/>
+        <w:rPr>
+          <w:rFonts w:ascii="Arial" w:hAnsi="Arial" w:cs="Arial"/>
+          <w:lang w:val="en-GB" w:eastAsia="zh-TW"/>
+        </w:rPr>
+      </w:pPr>
+    </w:p>
+    <w:p>
+      <w:pPr>
+        <w:spacing w:line="360" w:lineRule="auto"/>
+        <w:rPr>
+          <w:rFonts w:ascii="Arial" w:hAnsi="Arial" w:cs="Arial"/>
+          <w:lang w:eastAsia="zh-TW"/>
+        </w:rPr>
+      </w:pPr>
+      <w:r>
+        <w:rPr>
+          <w:rFonts w:ascii="Arial" w:hAnsi="Arial" w:cs="Arial"/>
+          <w:lang w:eastAsia="zh-TW"/>
+        </w:rPr>
+        <w:t xml:space="preserve">            // Find the remainder when A is divided by B</w:t>
+      </w:r>
+    </w:p>
+    <w:p>
+      <w:pPr>
+        <w:spacing w:line="360" w:lineRule="auto"/>
+        <w:rPr>
+          <w:rFonts w:ascii="Arial" w:hAnsi="Arial" w:cs="Arial"/>
+          <w:lang w:eastAsia="zh-TW"/>
+        </w:rPr>
+      </w:pPr>
+      <w:r>
+        <w:rPr>
+          <w:rFonts w:ascii="Arial" w:hAnsi="Arial" w:cs="Arial"/>
+          <w:lang w:eastAsia="zh-TW"/>
+        </w:rPr>
+        <w:t xml:space="preserve">            R = A MOD B</w:t>
+      </w:r>
+    </w:p>
+    <w:p>
+      <w:pPr>
+        <w:spacing w:line="360" w:lineRule="auto"/>
+        <w:rPr>
+          <w:rFonts w:ascii="Arial" w:hAnsi="Arial" w:cs="Arial"/>
+          <w:lang w:val="en-GB" w:eastAsia="zh-TW"/>
+        </w:rPr>
+      </w:pPr>
+    </w:p>
+    <w:p>
+      <w:pPr>
+        <w:spacing w:line="360" w:lineRule="auto"/>
+        <w:rPr>
+          <w:rFonts w:ascii="Arial" w:hAnsi="Arial" w:cs="Arial"/>
+          <w:lang w:val="en-GB" w:eastAsia="zh-TW"/>
+        </w:rPr>
+      </w:pPr>
+    </w:p>
+    <w:p>
+      <w:pPr>
+        <w:spacing w:line="360" w:lineRule="auto"/>
+        <w:rPr>
+          <w:rFonts w:ascii="Arial" w:hAnsi="Arial" w:cs="Arial"/>
+          <w:lang w:eastAsia="zh-TW"/>
+        </w:rPr>
+      </w:pPr>
+      <w:r>
+        <w:rPr>
+          <w:rFonts w:ascii="Arial" w:hAnsi="Arial" w:cs="Arial"/>
+          <w:lang w:eastAsia="zh-TW"/>
+        </w:rPr>
+        <w:t xml:space="preserve">            // Use recursion to continue the Euclidean Algorithm</w:t>
+      </w:r>
+    </w:p>
+    <w:p>
+      <w:pPr>
+        <w:spacing w:line="360" w:lineRule="auto"/>
+        <w:rPr>
+          <w:rFonts w:ascii="Arial" w:hAnsi="Arial" w:cs="Arial"/>
+          <w:lang w:eastAsia="zh-TW"/>
+        </w:rPr>
+      </w:pPr>
+      <w:r>
+        <w:rPr>
+          <w:rFonts w:ascii="Arial" w:hAnsi="Arial" w:cs="Arial"/>
+          <w:lang w:eastAsia="zh-TW"/>
+        </w:rPr>
+        <w:t xml:space="preserve">            GCD = </w:t>
       </w:r>
       <w:proofErr w:type="spellStart"/>
       <w:r>
         <w:rPr>
           <w:rFonts w:ascii="Arial" w:hAnsi="Arial" w:cs="Arial"/>
-          <w:sz w:val="22"/>
-          <w:szCs w:val="22"/>
           <w:lang w:eastAsia="zh-TW"/>
         </w:rPr>
         <w:t>find_</w:t>
@@ -1006,8 +1088,6 @@
       <w:r>
         <w:rPr>
           <w:rFonts w:ascii="Arial" w:hAnsi="Arial" w:cs="Arial"/>
-          <w:sz w:val="22"/>
-          <w:szCs w:val="22"/>
           <w:lang w:eastAsia="zh-TW"/>
         </w:rPr>
         <w:t>gcd</w:t>
@@ -1016,8 +1096,6 @@
       <w:r>
         <w:rPr>
           <w:rFonts w:ascii="Arial" w:hAnsi="Arial" w:cs="Arial"/>
-          <w:sz w:val="22"/>
-          <w:szCs w:val="22"/>
           <w:lang w:eastAsia="zh-TW"/>
         </w:rPr>
         <w:t>(</w:t>
@@ -1026,8 +1104,6 @@
       <w:r>
         <w:rPr>
           <w:rFonts w:ascii="Arial" w:hAnsi="Arial" w:cs="Arial"/>
-          <w:sz w:val="22"/>
-          <w:szCs w:val="22"/>
           <w:lang w:eastAsia="zh-TW"/>
         </w:rPr>
         <w:t>B, R)</w:t>
@@ -1038,99 +1114,138 @@
         <w:spacing w:line="360" w:lineRule="auto"/>
         <w:rPr>
           <w:rFonts w:ascii="Arial" w:hAnsi="Arial" w:cs="Arial"/>
-          <w:sz w:val="22"/>
-          <w:szCs w:val="22"/>
-          <w:lang w:eastAsia="zh-TW"/>
-        </w:rPr>
-      </w:pPr>
-    </w:p>
-    <w:p>
-      <w:pPr>
-        <w:spacing w:line="360" w:lineRule="auto"/>
-        <w:rPr>
-          <w:rFonts w:ascii="Arial" w:hAnsi="Arial" w:cs="Arial"/>
-          <w:sz w:val="22"/>
-          <w:szCs w:val="22"/>
-          <w:lang w:eastAsia="zh-TW"/>
-        </w:rPr>
-      </w:pPr>
-      <w:r>
-        <w:rPr>
-          <w:rFonts w:ascii="Arial" w:hAnsi="Arial" w:cs="Arial"/>
-          <w:sz w:val="22"/>
-          <w:szCs w:val="22"/>
-          <w:lang w:eastAsia="zh-TW"/>
-        </w:rPr>
-        <w:t xml:space="preserve">    END FUNCTION</w:t>
-      </w:r>
-    </w:p>
-    <w:p>
-      <w:pPr>
-        <w:spacing w:line="360" w:lineRule="auto"/>
-        <w:rPr>
-          <w:rFonts w:ascii="Arial" w:hAnsi="Arial" w:cs="Arial"/>
-          <w:sz w:val="22"/>
-          <w:szCs w:val="22"/>
-          <w:lang w:eastAsia="zh-TW"/>
-        </w:rPr>
-      </w:pPr>
-    </w:p>
-    <w:p>
-      <w:pPr>
-        <w:spacing w:line="360" w:lineRule="auto"/>
-        <w:rPr>
-          <w:rFonts w:ascii="Arial" w:hAnsi="Arial" w:cs="Arial"/>
-          <w:sz w:val="22"/>
-          <w:szCs w:val="22"/>
-          <w:lang w:eastAsia="zh-TW"/>
-        </w:rPr>
-      </w:pPr>
-    </w:p>
-    <w:p>
-      <w:pPr>
-        <w:spacing w:line="360" w:lineRule="auto"/>
-        <w:rPr>
-          <w:rFonts w:ascii="Arial" w:hAnsi="Arial" w:cs="Arial"/>
-          <w:sz w:val="22"/>
-          <w:szCs w:val="22"/>
-          <w:lang w:eastAsia="zh-TW"/>
-        </w:rPr>
-      </w:pPr>
-      <w:r>
-        <w:rPr>
-          <w:rFonts w:ascii="Arial" w:hAnsi="Arial" w:cs="Arial"/>
-          <w:sz w:val="22"/>
-          <w:szCs w:val="22"/>
-          <w:lang w:eastAsia="zh-TW"/>
-        </w:rPr>
-        <w:t xml:space="preserve">    # Function to check if two numbers are relatively prime</w:t>
-      </w:r>
-    </w:p>
-    <w:p>
-      <w:pPr>
-        <w:spacing w:line="360" w:lineRule="auto"/>
-        <w:rPr>
-          <w:rFonts w:ascii="Arial" w:hAnsi="Arial" w:cs="Arial"/>
-          <w:sz w:val="22"/>
-          <w:szCs w:val="22"/>
-          <w:lang w:eastAsia="zh-TW"/>
-        </w:rPr>
-      </w:pPr>
-      <w:r>
-        <w:rPr>
-          <w:rFonts w:ascii="Arial" w:hAnsi="Arial" w:cs="Arial"/>
-          <w:sz w:val="22"/>
-          <w:szCs w:val="22"/>
-          <w:lang w:eastAsia="zh-TW"/>
-        </w:rPr>
-        <w:t xml:space="preserve">    FUNCTION </w:t>
+          <w:lang w:val="en-GB" w:eastAsia="zh-TW"/>
+        </w:rPr>
+      </w:pPr>
+    </w:p>
+    <w:p>
+      <w:pPr>
+        <w:spacing w:line="360" w:lineRule="auto"/>
+        <w:rPr>
+          <w:rFonts w:ascii="Arial" w:hAnsi="Arial" w:cs="Arial"/>
+          <w:lang w:val="en-GB" w:eastAsia="zh-TW"/>
+        </w:rPr>
+      </w:pPr>
+    </w:p>
+    <w:p>
+      <w:pPr>
+        <w:spacing w:line="360" w:lineRule="auto"/>
+        <w:rPr>
+          <w:rFonts w:ascii="Arial" w:hAnsi="Arial" w:cs="Arial"/>
+          <w:lang w:eastAsia="zh-TW"/>
+        </w:rPr>
+      </w:pPr>
+      <w:r>
+        <w:rPr>
+          <w:rFonts w:ascii="Arial" w:hAnsi="Arial" w:cs="Arial"/>
+          <w:lang w:eastAsia="zh-TW"/>
+        </w:rPr>
+        <w:t xml:space="preserve">            // Return the final GCD value</w:t>
+      </w:r>
+    </w:p>
+    <w:p>
+      <w:pPr>
+        <w:spacing w:line="360" w:lineRule="auto"/>
+        <w:rPr>
+          <w:rFonts w:ascii="Arial" w:hAnsi="Arial" w:cs="Arial"/>
+          <w:lang w:eastAsia="zh-TW"/>
+        </w:rPr>
+      </w:pPr>
+      <w:r>
+        <w:rPr>
+          <w:rFonts w:ascii="Arial" w:hAnsi="Arial" w:cs="Arial"/>
+          <w:lang w:eastAsia="zh-TW"/>
+        </w:rPr>
+        <w:t xml:space="preserve">            RETURN GCD</w:t>
+      </w:r>
+    </w:p>
+    <w:p>
+      <w:pPr>
+        <w:spacing w:line="360" w:lineRule="auto"/>
+        <w:rPr>
+          <w:rFonts w:ascii="Arial" w:hAnsi="Arial" w:cs="Arial"/>
+          <w:lang w:val="en-GB" w:eastAsia="zh-TW"/>
+        </w:rPr>
+      </w:pPr>
+    </w:p>
+    <w:p>
+      <w:pPr>
+        <w:spacing w:line="360" w:lineRule="auto"/>
+        <w:rPr>
+          <w:rFonts w:ascii="Arial" w:hAnsi="Arial" w:cs="Arial"/>
+          <w:lang w:val="en-GB" w:eastAsia="zh-TW"/>
+        </w:rPr>
+      </w:pPr>
+    </w:p>
+    <w:p>
+      <w:pPr>
+        <w:spacing w:line="360" w:lineRule="auto"/>
+        <w:rPr>
+          <w:rFonts w:ascii="Arial" w:hAnsi="Arial" w:cs="Arial"/>
+          <w:lang w:eastAsia="zh-TW"/>
+        </w:rPr>
+      </w:pPr>
+      <w:r>
+        <w:rPr>
+          <w:rFonts w:ascii="Arial" w:hAnsi="Arial" w:cs="Arial"/>
+          <w:lang w:eastAsia="zh-TW"/>
+        </w:rPr>
+        <w:t xml:space="preserve">        END FUNCTION</w:t>
+      </w:r>
+    </w:p>
+    <w:p>
+      <w:pPr>
+        <w:spacing w:line="360" w:lineRule="auto"/>
+        <w:rPr>
+          <w:rFonts w:ascii="Arial" w:hAnsi="Arial" w:cs="Arial"/>
+          <w:lang w:eastAsia="zh-TW"/>
+        </w:rPr>
+      </w:pPr>
+    </w:p>
+    <w:p>
+      <w:pPr>
+        <w:spacing w:line="360" w:lineRule="auto"/>
+        <w:rPr>
+          <w:rFonts w:ascii="Arial" w:hAnsi="Arial" w:cs="Arial"/>
+          <w:lang w:eastAsia="zh-TW"/>
+        </w:rPr>
+      </w:pPr>
+    </w:p>
+    <w:p>
+      <w:pPr>
+        <w:spacing w:line="360" w:lineRule="auto"/>
+        <w:rPr>
+          <w:rFonts w:ascii="Arial" w:hAnsi="Arial" w:cs="Arial"/>
+          <w:lang w:eastAsia="zh-TW"/>
+        </w:rPr>
+      </w:pPr>
+      <w:r>
+        <w:rPr>
+          <w:rFonts w:ascii="Arial" w:hAnsi="Arial" w:cs="Arial"/>
+          <w:lang w:eastAsia="zh-TW"/>
+        </w:rPr>
+        <w:t xml:space="preserve">        // Function to check whether two numbers are relatively prime</w:t>
+      </w:r>
+    </w:p>
+    <w:p>
+      <w:pPr>
+        <w:spacing w:line="360" w:lineRule="auto"/>
+        <w:rPr>
+          <w:rFonts w:ascii="Arial" w:hAnsi="Arial" w:cs="Arial"/>
+          <w:lang w:eastAsia="zh-TW"/>
+        </w:rPr>
+      </w:pPr>
+      <w:r>
+        <w:rPr>
+          <w:rFonts w:ascii="Arial" w:hAnsi="Arial" w:cs="Arial"/>
+          <w:lang w:eastAsia="zh-TW"/>
+        </w:rPr>
+        <w:t xml:space="preserve">        FUNCTION </w:t>
       </w:r>
       <w:proofErr w:type="spellStart"/>
       <w:r>
         <w:rPr>
           <w:rFonts w:ascii="Arial" w:hAnsi="Arial" w:cs="Arial"/>
-          <w:sz w:val="22"/>
-          <w:szCs w:val="22"/>
           <w:lang w:eastAsia="zh-TW"/>
         </w:rPr>
         <w:t>check_relative_</w:t>
@@ -1139,8 +1254,6 @@
       <w:r>
         <w:rPr>
           <w:rFonts w:ascii="Arial" w:hAnsi="Arial" w:cs="Arial"/>
-          <w:sz w:val="22"/>
-          <w:szCs w:val="22"/>
           <w:lang w:eastAsia="zh-TW"/>
         </w:rPr>
         <w:t>prime</w:t>
@@ -1149,8 +1262,6 @@
       <w:r>
         <w:rPr>
           <w:rFonts w:ascii="Arial" w:hAnsi="Arial" w:cs="Arial"/>
-          <w:sz w:val="22"/>
-          <w:szCs w:val="22"/>
           <w:lang w:eastAsia="zh-TW"/>
         </w:rPr>
         <w:t>(</w:t>
@@ -1159,8 +1270,6 @@
       <w:r>
         <w:rPr>
           <w:rFonts w:ascii="Arial" w:hAnsi="Arial" w:cs="Arial"/>
-          <w:sz w:val="22"/>
-          <w:szCs w:val="22"/>
           <w:lang w:eastAsia="zh-TW"/>
         </w:rPr>
         <w:t>)</w:t>
@@ -1171,189 +1280,276 @@
         <w:spacing w:line="360" w:lineRule="auto"/>
         <w:rPr>
           <w:rFonts w:ascii="Arial" w:hAnsi="Arial" w:cs="Arial"/>
-          <w:sz w:val="22"/>
-          <w:szCs w:val="22"/>
-          <w:lang w:eastAsia="zh-TW"/>
-        </w:rPr>
-      </w:pPr>
-    </w:p>
-    <w:p>
-      <w:pPr>
-        <w:spacing w:line="360" w:lineRule="auto"/>
-        <w:rPr>
-          <w:rFonts w:ascii="Arial" w:hAnsi="Arial" w:cs="Arial"/>
-          <w:sz w:val="22"/>
-          <w:szCs w:val="22"/>
-          <w:lang w:eastAsia="zh-TW"/>
-        </w:rPr>
-      </w:pPr>
-      <w:r>
-        <w:rPr>
-          <w:rFonts w:ascii="Arial" w:hAnsi="Arial" w:cs="Arial"/>
-          <w:sz w:val="22"/>
-          <w:szCs w:val="22"/>
-          <w:lang w:eastAsia="zh-TW"/>
-        </w:rPr>
-        <w:t xml:space="preserve">        # Get user input</w:t>
-      </w:r>
-    </w:p>
-    <w:p>
-      <w:pPr>
-        <w:spacing w:line="360" w:lineRule="auto"/>
-        <w:rPr>
-          <w:rFonts w:ascii="Arial" w:hAnsi="Arial" w:cs="Arial"/>
-          <w:sz w:val="22"/>
-          <w:szCs w:val="22"/>
-          <w:lang w:eastAsia="zh-TW"/>
-        </w:rPr>
-      </w:pPr>
-      <w:r>
-        <w:rPr>
-          <w:rFonts w:ascii="Arial" w:hAnsi="Arial" w:cs="Arial"/>
-          <w:sz w:val="22"/>
-          <w:szCs w:val="22"/>
-          <w:lang w:eastAsia="zh-TW"/>
-        </w:rPr>
-        <w:t xml:space="preserve">        TRY</w:t>
-      </w:r>
-    </w:p>
-    <w:p>
-      <w:pPr>
-        <w:spacing w:line="360" w:lineRule="auto"/>
-        <w:rPr>
-          <w:rFonts w:ascii="Arial" w:hAnsi="Arial" w:cs="Arial"/>
-          <w:sz w:val="22"/>
-          <w:szCs w:val="22"/>
-          <w:lang w:eastAsia="zh-TW"/>
-        </w:rPr>
-      </w:pPr>
-      <w:r>
-        <w:rPr>
-          <w:rFonts w:ascii="Arial" w:hAnsi="Arial" w:cs="Arial"/>
-          <w:sz w:val="22"/>
-          <w:szCs w:val="22"/>
-          <w:lang w:eastAsia="zh-TW"/>
-        </w:rPr>
-        <w:t xml:space="preserve">            OUTPUT "Please enter first number: "</w:t>
-      </w:r>
-    </w:p>
-    <w:p>
-      <w:pPr>
-        <w:spacing w:line="360" w:lineRule="auto"/>
-        <w:rPr>
-          <w:rFonts w:ascii="Arial" w:hAnsi="Arial" w:cs="Arial"/>
-          <w:sz w:val="22"/>
-          <w:szCs w:val="22"/>
-          <w:lang w:eastAsia="zh-TW"/>
-        </w:rPr>
-      </w:pPr>
-      <w:r>
-        <w:rPr>
-          <w:rFonts w:ascii="Arial" w:hAnsi="Arial" w:cs="Arial"/>
-          <w:sz w:val="22"/>
-          <w:szCs w:val="22"/>
-          <w:lang w:eastAsia="zh-TW"/>
-        </w:rPr>
-        <w:t xml:space="preserve">            INPUT A</w:t>
-      </w:r>
-    </w:p>
-    <w:p>
-      <w:pPr>
-        <w:spacing w:line="360" w:lineRule="auto"/>
-        <w:rPr>
-          <w:rFonts w:ascii="Arial" w:hAnsi="Arial" w:cs="Arial"/>
-          <w:sz w:val="22"/>
-          <w:szCs w:val="22"/>
-          <w:lang w:eastAsia="zh-TW"/>
-        </w:rPr>
-      </w:pPr>
-    </w:p>
-    <w:p>
-      <w:pPr>
-        <w:spacing w:line="360" w:lineRule="auto"/>
-        <w:rPr>
-          <w:rFonts w:ascii="Arial" w:hAnsi="Arial" w:cs="Arial"/>
-          <w:sz w:val="22"/>
-          <w:szCs w:val="22"/>
-          <w:lang w:eastAsia="zh-TW"/>
-        </w:rPr>
-      </w:pPr>
-      <w:r>
-        <w:rPr>
-          <w:rFonts w:ascii="Arial" w:hAnsi="Arial" w:cs="Arial"/>
-          <w:sz w:val="22"/>
-          <w:szCs w:val="22"/>
-          <w:lang w:eastAsia="zh-TW"/>
-        </w:rPr>
-        <w:t xml:space="preserve">            OUTPUT "Please enter second number: "</w:t>
-      </w:r>
-    </w:p>
-    <w:p>
-      <w:pPr>
-        <w:spacing w:line="360" w:lineRule="auto"/>
-        <w:rPr>
-          <w:rFonts w:ascii="Arial" w:hAnsi="Arial" w:cs="Arial"/>
-          <w:sz w:val="22"/>
-          <w:szCs w:val="22"/>
-          <w:lang w:eastAsia="zh-TW"/>
-        </w:rPr>
-      </w:pPr>
-      <w:r>
-        <w:rPr>
-          <w:rFonts w:ascii="Arial" w:hAnsi="Arial" w:cs="Arial"/>
-          <w:sz w:val="22"/>
-          <w:szCs w:val="22"/>
-          <w:lang w:eastAsia="zh-TW"/>
-        </w:rPr>
-        <w:t xml:space="preserve">            INPUT B</w:t>
-      </w:r>
-    </w:p>
-    <w:p>
-      <w:pPr>
-        <w:spacing w:line="360" w:lineRule="auto"/>
-        <w:rPr>
-          <w:rFonts w:ascii="Arial" w:hAnsi="Arial" w:cs="Arial"/>
-          <w:sz w:val="22"/>
-          <w:szCs w:val="22"/>
-          <w:lang w:eastAsia="zh-TW"/>
-        </w:rPr>
-      </w:pPr>
-    </w:p>
-    <w:p>
-      <w:pPr>
-        <w:spacing w:line="360" w:lineRule="auto"/>
-        <w:rPr>
-          <w:rFonts w:ascii="Arial" w:hAnsi="Arial" w:cs="Arial"/>
-          <w:sz w:val="22"/>
-          <w:szCs w:val="22"/>
-          <w:lang w:eastAsia="zh-TW"/>
-        </w:rPr>
-      </w:pPr>
-      <w:r>
-        <w:rPr>
-          <w:rFonts w:ascii="Arial" w:hAnsi="Arial" w:cs="Arial"/>
-          <w:sz w:val="22"/>
-          <w:szCs w:val="22"/>
-          <w:lang w:eastAsia="zh-TW"/>
-        </w:rPr>
-        <w:t xml:space="preserve">            # Check if inputs are positive integers</w:t>
-      </w:r>
-    </w:p>
-    <w:p>
-      <w:pPr>
-        <w:spacing w:line="360" w:lineRule="auto"/>
-        <w:rPr>
-          <w:rFonts w:ascii="Arial" w:hAnsi="Arial" w:cs="Arial"/>
-          <w:sz w:val="22"/>
-          <w:szCs w:val="22"/>
-          <w:lang w:eastAsia="zh-TW"/>
-        </w:rPr>
-      </w:pPr>
-      <w:r>
-        <w:rPr>
-          <w:rFonts w:ascii="Arial" w:hAnsi="Arial" w:cs="Arial"/>
-          <w:sz w:val="22"/>
-          <w:szCs w:val="22"/>
+          <w:lang w:val="en-GB" w:eastAsia="zh-TW"/>
+        </w:rPr>
+      </w:pPr>
+    </w:p>
+    <w:p>
+      <w:pPr>
+        <w:spacing w:line="360" w:lineRule="auto"/>
+        <w:rPr>
+          <w:rFonts w:ascii="Arial" w:hAnsi="Arial" w:cs="Arial"/>
+          <w:lang w:val="en-GB" w:eastAsia="zh-TW"/>
+        </w:rPr>
+      </w:pPr>
+    </w:p>
+    <w:p>
+      <w:pPr>
+        <w:spacing w:line="360" w:lineRule="auto"/>
+        <w:rPr>
+          <w:rFonts w:ascii="Arial" w:hAnsi="Arial" w:cs="Arial"/>
+          <w:lang w:eastAsia="zh-TW"/>
+        </w:rPr>
+      </w:pPr>
+      <w:r>
+        <w:rPr>
+          <w:rFonts w:ascii="Arial" w:hAnsi="Arial" w:cs="Arial"/>
+          <w:lang w:eastAsia="zh-TW"/>
+        </w:rPr>
+        <w:t xml:space="preserve">            // Ask the user to enter two numbers</w:t>
+      </w:r>
+    </w:p>
+    <w:p>
+      <w:pPr>
+        <w:spacing w:line="360" w:lineRule="auto"/>
+        <w:rPr>
+          <w:rFonts w:ascii="Arial" w:hAnsi="Arial" w:cs="Arial"/>
+          <w:lang w:eastAsia="zh-TW"/>
+        </w:rPr>
+      </w:pPr>
+      <w:r>
+        <w:rPr>
+          <w:rFonts w:ascii="Arial" w:hAnsi="Arial" w:cs="Arial"/>
+          <w:lang w:eastAsia="zh-TW"/>
+        </w:rPr>
+        <w:t xml:space="preserve">            TRY</w:t>
+      </w:r>
+    </w:p>
+    <w:p>
+      <w:pPr>
+        <w:spacing w:line="360" w:lineRule="auto"/>
+        <w:rPr>
+          <w:rFonts w:ascii="Arial" w:hAnsi="Arial" w:cs="Arial"/>
+          <w:lang w:eastAsia="zh-TW"/>
+        </w:rPr>
+      </w:pPr>
+      <w:r>
+        <w:rPr>
+          <w:rFonts w:ascii="Arial" w:hAnsi="Arial" w:cs="Arial"/>
+          <w:lang w:eastAsia="zh-TW"/>
+        </w:rPr>
+        <w:t xml:space="preserve">                OUTPUT "Please enter first number: "</w:t>
+      </w:r>
+    </w:p>
+    <w:p>
+      <w:pPr>
+        <w:spacing w:line="360" w:lineRule="auto"/>
+        <w:rPr>
+          <w:rFonts w:ascii="Arial" w:hAnsi="Arial" w:cs="Arial"/>
+          <w:lang w:eastAsia="zh-TW"/>
+        </w:rPr>
+      </w:pPr>
+      <w:r>
+        <w:rPr>
+          <w:rFonts w:ascii="Arial" w:hAnsi="Arial" w:cs="Arial"/>
+          <w:lang w:eastAsia="zh-TW"/>
+        </w:rPr>
+        <w:t xml:space="preserve">                INPUT A</w:t>
+      </w:r>
+    </w:p>
+    <w:p>
+      <w:pPr>
+        <w:spacing w:line="360" w:lineRule="auto"/>
+        <w:rPr>
+          <w:rFonts w:ascii="Arial" w:hAnsi="Arial" w:cs="Arial"/>
+          <w:lang w:val="en-GB" w:eastAsia="zh-TW"/>
+        </w:rPr>
+      </w:pPr>
+    </w:p>
+    <w:p>
+      <w:pPr>
+        <w:spacing w:line="360" w:lineRule="auto"/>
+        <w:rPr>
+          <w:rFonts w:ascii="Arial" w:hAnsi="Arial" w:cs="Arial"/>
+          <w:lang w:val="en-GB" w:eastAsia="zh-TW"/>
+        </w:rPr>
+      </w:pPr>
+    </w:p>
+    <w:p>
+      <w:pPr>
+        <w:spacing w:line="360" w:lineRule="auto"/>
+        <w:rPr>
+          <w:rFonts w:ascii="Arial" w:hAnsi="Arial" w:cs="Arial"/>
+          <w:lang w:eastAsia="zh-TW"/>
+        </w:rPr>
+      </w:pPr>
+      <w:r>
+        <w:rPr>
+          <w:rFonts w:ascii="Arial" w:hAnsi="Arial" w:cs="Arial"/>
+          <w:lang w:eastAsia="zh-TW"/>
+        </w:rPr>
+        <w:t xml:space="preserve">                OUTPUT "Please enter second number: "</w:t>
+      </w:r>
+    </w:p>
+    <w:p>
+      <w:pPr>
+        <w:spacing w:line="360" w:lineRule="auto"/>
+        <w:rPr>
+          <w:rFonts w:ascii="Arial" w:hAnsi="Arial" w:cs="Arial"/>
+          <w:lang w:eastAsia="zh-TW"/>
+        </w:rPr>
+      </w:pPr>
+      <w:r>
+        <w:rPr>
+          <w:rFonts w:ascii="Arial" w:hAnsi="Arial" w:cs="Arial"/>
+          <w:lang w:eastAsia="zh-TW"/>
+        </w:rPr>
+        <w:t xml:space="preserve">                INPUT B</w:t>
+      </w:r>
+    </w:p>
+    <w:p>
+      <w:pPr>
+        <w:spacing w:line="360" w:lineRule="auto"/>
+        <w:rPr>
+          <w:rFonts w:ascii="Arial" w:hAnsi="Arial" w:cs="Arial"/>
+          <w:lang w:val="en-GB" w:eastAsia="zh-TW"/>
+        </w:rPr>
+      </w:pPr>
+    </w:p>
+    <w:p>
+      <w:pPr>
+        <w:spacing w:line="360" w:lineRule="auto"/>
+        <w:rPr>
+          <w:rFonts w:ascii="Arial" w:hAnsi="Arial" w:cs="Arial"/>
+          <w:lang w:val="en-GB" w:eastAsia="zh-TW"/>
+        </w:rPr>
+      </w:pPr>
+    </w:p>
+    <w:p>
+      <w:pPr>
+        <w:spacing w:line="360" w:lineRule="auto"/>
+        <w:rPr>
+          <w:rFonts w:ascii="Arial" w:hAnsi="Arial" w:cs="Arial"/>
+          <w:lang w:eastAsia="zh-TW"/>
+        </w:rPr>
+      </w:pPr>
+      <w:r>
+        <w:rPr>
+          <w:rFonts w:ascii="Arial" w:hAnsi="Arial" w:cs="Arial"/>
+          <w:lang w:eastAsia="zh-TW"/>
+        </w:rPr>
+        <w:t xml:space="preserve">            // If input is not an integer, display an error message</w:t>
+      </w:r>
+    </w:p>
+    <w:p>
+      <w:pPr>
+        <w:spacing w:line="360" w:lineRule="auto"/>
+        <w:rPr>
+          <w:rFonts w:ascii="Arial" w:hAnsi="Arial" w:cs="Arial"/>
+          <w:lang w:eastAsia="zh-TW"/>
+        </w:rPr>
+      </w:pPr>
+      <w:r>
+        <w:rPr>
+          <w:rFonts w:ascii="Arial" w:hAnsi="Arial" w:cs="Arial"/>
+          <w:lang w:eastAsia="zh-TW"/>
+        </w:rPr>
+        <w:t xml:space="preserve">            CATCH invalid input</w:t>
+      </w:r>
+    </w:p>
+    <w:p>
+      <w:pPr>
+        <w:spacing w:line="360" w:lineRule="auto"/>
+        <w:rPr>
+          <w:rFonts w:ascii="Arial" w:hAnsi="Arial" w:cs="Arial"/>
+          <w:lang w:eastAsia="zh-TW"/>
+        </w:rPr>
+      </w:pPr>
+      <w:r>
+        <w:rPr>
+          <w:rFonts w:ascii="Arial" w:hAnsi="Arial" w:cs="Arial"/>
+          <w:lang w:eastAsia="zh-TW"/>
+        </w:rPr>
+        <w:t xml:space="preserve">                OUTPUT "Error: Invalid input. Please enter positive integers only."</w:t>
+      </w:r>
+    </w:p>
+    <w:p>
+      <w:pPr>
+        <w:spacing w:line="360" w:lineRule="auto"/>
+        <w:rPr>
+          <w:rFonts w:ascii="Arial" w:hAnsi="Arial" w:cs="Arial"/>
+          <w:lang w:eastAsia="zh-TW"/>
+        </w:rPr>
+      </w:pPr>
+      <w:r>
+        <w:rPr>
+          <w:rFonts w:ascii="Arial" w:hAnsi="Arial" w:cs="Arial"/>
+          <w:lang w:eastAsia="zh-TW"/>
+        </w:rPr>
+        <w:t xml:space="preserve">                RETURN</w:t>
+      </w:r>
+    </w:p>
+    <w:p>
+      <w:pPr>
+        <w:spacing w:line="360" w:lineRule="auto"/>
+        <w:rPr>
+          <w:rFonts w:ascii="Arial" w:hAnsi="Arial" w:cs="Arial"/>
+          <w:lang w:eastAsia="zh-TW"/>
+        </w:rPr>
+      </w:pPr>
+      <w:r>
+        <w:rPr>
+          <w:rFonts w:ascii="Arial" w:hAnsi="Arial" w:cs="Arial"/>
+          <w:lang w:eastAsia="zh-TW"/>
+        </w:rPr>
+        <w:t xml:space="preserve">            END TRY</w:t>
+      </w:r>
+    </w:p>
+    <w:p>
+      <w:pPr>
+        <w:spacing w:line="360" w:lineRule="auto"/>
+        <w:rPr>
+          <w:rFonts w:ascii="Arial" w:hAnsi="Arial" w:cs="Arial"/>
+          <w:lang w:val="en-GB" w:eastAsia="zh-TW"/>
+        </w:rPr>
+      </w:pPr>
+    </w:p>
+    <w:p>
+      <w:pPr>
+        <w:spacing w:line="360" w:lineRule="auto"/>
+        <w:rPr>
+          <w:rFonts w:ascii="Arial" w:hAnsi="Arial" w:cs="Arial"/>
+          <w:lang w:val="en-GB" w:eastAsia="zh-TW"/>
+        </w:rPr>
+      </w:pPr>
+    </w:p>
+    <w:p>
+      <w:pPr>
+        <w:spacing w:line="360" w:lineRule="auto"/>
+        <w:rPr>
+          <w:rFonts w:ascii="Arial" w:hAnsi="Arial" w:cs="Arial"/>
+          <w:lang w:eastAsia="zh-TW"/>
+        </w:rPr>
+      </w:pPr>
+      <w:r>
+        <w:rPr>
+          <w:rFonts w:ascii="Arial" w:hAnsi="Arial" w:cs="Arial"/>
+          <w:lang w:eastAsia="zh-TW"/>
+        </w:rPr>
+        <w:t xml:space="preserve">            // Check whether both numbers are positive integers</w:t>
+      </w:r>
+    </w:p>
+    <w:p>
+      <w:pPr>
+        <w:spacing w:line="360" w:lineRule="auto"/>
+        <w:rPr>
+          <w:rFonts w:ascii="Arial" w:hAnsi="Arial" w:cs="Arial"/>
+          <w:lang w:eastAsia="zh-TW"/>
+        </w:rPr>
+      </w:pPr>
+      <w:r>
+        <w:rPr>
+          <w:rFonts w:ascii="Arial" w:hAnsi="Arial" w:cs="Arial"/>
           <w:lang w:eastAsia="zh-TW"/>
         </w:rPr>
         <w:t xml:space="preserve">            IF A &lt;= 0 OR B &lt;= 0 THEN</w:t>
@@ -1364,16 +1560,12 @@
         <w:spacing w:line="360" w:lineRule="auto"/>
         <w:rPr>
           <w:rFonts w:ascii="Arial" w:hAnsi="Arial" w:cs="Arial"/>
-          <w:sz w:val="22"/>
-          <w:szCs w:val="22"/>
-          <w:lang w:eastAsia="zh-TW"/>
-        </w:rPr>
-      </w:pPr>
-      <w:r>
-        <w:rPr>
-          <w:rFonts w:ascii="Arial" w:hAnsi="Arial" w:cs="Arial"/>
-          <w:sz w:val="22"/>
-          <w:szCs w:val="22"/>
+          <w:lang w:eastAsia="zh-TW"/>
+        </w:rPr>
+      </w:pPr>
+      <w:r>
+        <w:rPr>
+          <w:rFonts w:ascii="Arial" w:hAnsi="Arial" w:cs="Arial"/>
           <w:lang w:eastAsia="zh-TW"/>
         </w:rPr>
         <w:t xml:space="preserve">                OUTPUT "Error: Please enter positive integers only."</w:t>
@@ -1384,16 +1576,12 @@
         <w:spacing w:line="360" w:lineRule="auto"/>
         <w:rPr>
           <w:rFonts w:ascii="Arial" w:hAnsi="Arial" w:cs="Arial"/>
-          <w:sz w:val="22"/>
-          <w:szCs w:val="22"/>
-          <w:lang w:eastAsia="zh-TW"/>
-        </w:rPr>
-      </w:pPr>
-      <w:r>
-        <w:rPr>
-          <w:rFonts w:ascii="Arial" w:hAnsi="Arial" w:cs="Arial"/>
-          <w:sz w:val="22"/>
-          <w:szCs w:val="22"/>
+          <w:lang w:val="en-GB" w:eastAsia="zh-TW"/>
+        </w:rPr>
+      </w:pPr>
+      <w:r>
+        <w:rPr>
+          <w:rFonts w:ascii="Arial" w:hAnsi="Arial" w:cs="Arial"/>
           <w:lang w:eastAsia="zh-TW"/>
         </w:rPr>
         <w:t xml:space="preserve">                RETURN</w:t>
@@ -1404,16 +1592,12 @@
         <w:spacing w:line="360" w:lineRule="auto"/>
         <w:rPr>
           <w:rFonts w:ascii="Arial" w:hAnsi="Arial" w:cs="Arial"/>
-          <w:sz w:val="22"/>
-          <w:szCs w:val="22"/>
-          <w:lang w:eastAsia="zh-TW"/>
-        </w:rPr>
-      </w:pPr>
-      <w:r>
-        <w:rPr>
-          <w:rFonts w:ascii="Arial" w:hAnsi="Arial" w:cs="Arial"/>
-          <w:sz w:val="22"/>
-          <w:szCs w:val="22"/>
+          <w:lang w:val="en-GB" w:eastAsia="zh-TW"/>
+        </w:rPr>
+      </w:pPr>
+      <w:r>
+        <w:rPr>
+          <w:rFonts w:ascii="Arial" w:hAnsi="Arial" w:cs="Arial"/>
           <w:lang w:eastAsia="zh-TW"/>
         </w:rPr>
         <w:t xml:space="preserve">            END IF</w:t>
@@ -1424,168 +1608,54 @@
         <w:spacing w:line="360" w:lineRule="auto"/>
         <w:rPr>
           <w:rFonts w:ascii="Arial" w:hAnsi="Arial" w:cs="Arial"/>
-          <w:sz w:val="22"/>
-          <w:szCs w:val="22"/>
-          <w:lang w:eastAsia="zh-TW"/>
-        </w:rPr>
-      </w:pPr>
-    </w:p>
-    <w:p>
-      <w:pPr>
-        <w:spacing w:line="360" w:lineRule="auto"/>
-        <w:rPr>
-          <w:rFonts w:ascii="Arial" w:hAnsi="Arial" w:cs="Arial"/>
-          <w:sz w:val="22"/>
-          <w:szCs w:val="22"/>
-          <w:lang w:eastAsia="zh-TW"/>
-        </w:rPr>
-      </w:pPr>
-      <w:r>
-        <w:rPr>
-          <w:rFonts w:ascii="Arial" w:hAnsi="Arial" w:cs="Arial"/>
-          <w:sz w:val="22"/>
-          <w:szCs w:val="22"/>
-          <w:lang w:eastAsia="zh-TW"/>
-        </w:rPr>
-        <w:t xml:space="preserve">        # Handle invalid input</w:t>
-      </w:r>
-    </w:p>
-    <w:p>
-      <w:pPr>
-        <w:spacing w:line="360" w:lineRule="auto"/>
-        <w:rPr>
-          <w:rFonts w:ascii="Arial" w:hAnsi="Arial" w:cs="Arial"/>
-          <w:sz w:val="22"/>
-          <w:szCs w:val="22"/>
-          <w:lang w:eastAsia="zh-TW"/>
-        </w:rPr>
-      </w:pPr>
-      <w:r>
-        <w:rPr>
-          <w:rFonts w:ascii="Arial" w:hAnsi="Arial" w:cs="Arial"/>
-          <w:sz w:val="22"/>
-          <w:szCs w:val="22"/>
-          <w:lang w:eastAsia="zh-TW"/>
-        </w:rPr>
-        <w:t xml:space="preserve">        CATCH invalid input</w:t>
-      </w:r>
-    </w:p>
-    <w:p>
-      <w:pPr>
-        <w:spacing w:line="360" w:lineRule="auto"/>
-        <w:rPr>
-          <w:rFonts w:ascii="Arial" w:hAnsi="Arial" w:cs="Arial"/>
-          <w:sz w:val="22"/>
-          <w:szCs w:val="22"/>
-          <w:lang w:eastAsia="zh-TW"/>
-        </w:rPr>
-      </w:pPr>
-      <w:r>
-        <w:rPr>
-          <w:rFonts w:ascii="Arial" w:hAnsi="Arial" w:cs="Arial"/>
-          <w:sz w:val="22"/>
-          <w:szCs w:val="22"/>
-          <w:lang w:eastAsia="zh-TW"/>
-        </w:rPr>
-        <w:t xml:space="preserve">            OUTPUT "Error: Invalid input. Please enter positive integers only."</w:t>
-      </w:r>
-    </w:p>
-    <w:p>
-      <w:pPr>
-        <w:spacing w:line="360" w:lineRule="auto"/>
-        <w:rPr>
-          <w:rFonts w:ascii="Arial" w:hAnsi="Arial" w:cs="Arial"/>
-          <w:sz w:val="22"/>
-          <w:szCs w:val="22"/>
-          <w:lang w:eastAsia="zh-TW"/>
-        </w:rPr>
-      </w:pPr>
-      <w:r>
-        <w:rPr>
-          <w:rFonts w:ascii="Arial" w:hAnsi="Arial" w:cs="Arial"/>
-          <w:sz w:val="22"/>
-          <w:szCs w:val="22"/>
-          <w:lang w:eastAsia="zh-TW"/>
-        </w:rPr>
-        <w:t xml:space="preserve">            RETURN</w:t>
-      </w:r>
-    </w:p>
-    <w:p>
-      <w:pPr>
-        <w:spacing w:line="360" w:lineRule="auto"/>
-        <w:rPr>
-          <w:rFonts w:ascii="Arial" w:hAnsi="Arial" w:cs="Arial"/>
-          <w:sz w:val="22"/>
-          <w:szCs w:val="22"/>
-          <w:lang w:eastAsia="zh-TW"/>
-        </w:rPr>
-      </w:pPr>
-      <w:r>
-        <w:rPr>
-          <w:rFonts w:ascii="Arial" w:hAnsi="Arial" w:cs="Arial"/>
-          <w:sz w:val="22"/>
-          <w:szCs w:val="22"/>
-          <w:lang w:eastAsia="zh-TW"/>
-        </w:rPr>
-        <w:t xml:space="preserve">        END TRY</w:t>
-      </w:r>
-    </w:p>
-    <w:p>
-      <w:pPr>
-        <w:spacing w:line="360" w:lineRule="auto"/>
-        <w:rPr>
-          <w:rFonts w:ascii="Arial" w:hAnsi="Arial" w:cs="Arial"/>
-          <w:sz w:val="22"/>
-          <w:szCs w:val="22"/>
-          <w:lang w:eastAsia="zh-TW"/>
-        </w:rPr>
-      </w:pPr>
-    </w:p>
-    <w:p>
-      <w:pPr>
-        <w:spacing w:line="360" w:lineRule="auto"/>
-        <w:rPr>
-          <w:rFonts w:ascii="Arial" w:hAnsi="Arial" w:cs="Arial"/>
-          <w:sz w:val="22"/>
-          <w:szCs w:val="22"/>
-          <w:lang w:eastAsia="zh-TW"/>
-        </w:rPr>
-      </w:pPr>
-      <w:r>
-        <w:rPr>
-          <w:rFonts w:ascii="Arial" w:hAnsi="Arial" w:cs="Arial"/>
-          <w:sz w:val="22"/>
-          <w:szCs w:val="22"/>
-          <w:lang w:eastAsia="zh-TW"/>
-        </w:rPr>
-        <w:t xml:space="preserve">        # Calculate GCD</w:t>
-      </w:r>
-    </w:p>
-    <w:p>
-      <w:pPr>
-        <w:spacing w:line="360" w:lineRule="auto"/>
-        <w:rPr>
-          <w:rFonts w:ascii="Arial" w:hAnsi="Arial" w:cs="Arial"/>
-          <w:sz w:val="22"/>
-          <w:szCs w:val="22"/>
-          <w:lang w:eastAsia="zh-TW"/>
-        </w:rPr>
-      </w:pPr>
-      <w:r>
-        <w:rPr>
-          <w:rFonts w:ascii="Arial" w:hAnsi="Arial" w:cs="Arial"/>
-          <w:sz w:val="22"/>
-          <w:szCs w:val="22"/>
-          <w:lang w:eastAsia="zh-TW"/>
-        </w:rPr>
-        <w:t xml:space="preserve">        GCD = </w:t>
+          <w:lang w:val="en-GB" w:eastAsia="zh-TW"/>
+        </w:rPr>
+      </w:pPr>
+    </w:p>
+    <w:p>
+      <w:pPr>
+        <w:spacing w:line="360" w:lineRule="auto"/>
+        <w:rPr>
+          <w:rFonts w:ascii="Arial" w:hAnsi="Arial" w:cs="Arial"/>
+          <w:lang w:val="en-GB" w:eastAsia="zh-TW"/>
+        </w:rPr>
+      </w:pPr>
+    </w:p>
+    <w:p>
+      <w:pPr>
+        <w:spacing w:line="360" w:lineRule="auto"/>
+        <w:rPr>
+          <w:rFonts w:ascii="Arial" w:hAnsi="Arial" w:cs="Arial"/>
+          <w:lang w:eastAsia="zh-TW"/>
+        </w:rPr>
+      </w:pPr>
+      <w:r>
+        <w:rPr>
+          <w:rFonts w:ascii="Arial" w:hAnsi="Arial" w:cs="Arial"/>
+          <w:lang w:eastAsia="zh-TW"/>
+        </w:rPr>
+        <w:t xml:space="preserve">            // Call the GCD function</w:t>
+      </w:r>
+    </w:p>
+    <w:p>
+      <w:pPr>
+        <w:spacing w:line="360" w:lineRule="auto"/>
+        <w:rPr>
+          <w:rFonts w:ascii="Arial" w:hAnsi="Arial" w:cs="Arial"/>
+          <w:lang w:val="en-GB" w:eastAsia="zh-TW"/>
+        </w:rPr>
+      </w:pPr>
+      <w:r>
+        <w:rPr>
+          <w:rFonts w:ascii="Arial" w:hAnsi="Arial" w:cs="Arial"/>
+          <w:lang w:eastAsia="zh-TW"/>
+        </w:rPr>
+        <w:t xml:space="preserve">            GCD = </w:t>
       </w:r>
       <w:proofErr w:type="spellStart"/>
       <w:r>
         <w:rPr>
           <w:rFonts w:ascii="Arial" w:hAnsi="Arial" w:cs="Arial"/>
-          <w:sz w:val="22"/>
-          <w:szCs w:val="22"/>
           <w:lang w:eastAsia="zh-TW"/>
         </w:rPr>
         <w:t>find_</w:t>
@@ -1594,8 +1664,6 @@
       <w:r>
         <w:rPr>
           <w:rFonts w:ascii="Arial" w:hAnsi="Arial" w:cs="Arial"/>
-          <w:sz w:val="22"/>
-          <w:szCs w:val="22"/>
           <w:lang w:eastAsia="zh-TW"/>
         </w:rPr>
         <w:t>gcd</w:t>
@@ -1604,8 +1672,6 @@
       <w:r>
         <w:rPr>
           <w:rFonts w:ascii="Arial" w:hAnsi="Arial" w:cs="Arial"/>
-          <w:sz w:val="22"/>
-          <w:szCs w:val="22"/>
           <w:lang w:eastAsia="zh-TW"/>
         </w:rPr>
         <w:t>(</w:t>
@@ -1614,8 +1680,6 @@
       <w:r>
         <w:rPr>
           <w:rFonts w:ascii="Arial" w:hAnsi="Arial" w:cs="Arial"/>
-          <w:sz w:val="22"/>
-          <w:szCs w:val="22"/>
           <w:lang w:eastAsia="zh-TW"/>
         </w:rPr>
         <w:t>A, B)</w:t>
@@ -1626,292 +1690,342 @@
         <w:spacing w:line="360" w:lineRule="auto"/>
         <w:rPr>
           <w:rFonts w:ascii="Arial" w:hAnsi="Arial" w:cs="Arial"/>
-          <w:sz w:val="22"/>
-          <w:szCs w:val="22"/>
-          <w:lang w:eastAsia="zh-TW"/>
-        </w:rPr>
-      </w:pPr>
-    </w:p>
-    <w:p>
-      <w:pPr>
-        <w:spacing w:line="360" w:lineRule="auto"/>
-        <w:rPr>
-          <w:rFonts w:ascii="Arial" w:hAnsi="Arial" w:cs="Arial"/>
-          <w:sz w:val="22"/>
-          <w:szCs w:val="22"/>
-          <w:lang w:eastAsia="zh-TW"/>
-        </w:rPr>
-      </w:pPr>
-      <w:r>
-        <w:rPr>
-          <w:rFonts w:ascii="Arial" w:hAnsi="Arial" w:cs="Arial"/>
-          <w:sz w:val="22"/>
-          <w:szCs w:val="22"/>
-          <w:lang w:eastAsia="zh-TW"/>
-        </w:rPr>
-        <w:t xml:space="preserve">        # Display result</w:t>
-      </w:r>
-    </w:p>
-    <w:p>
-      <w:pPr>
-        <w:spacing w:line="360" w:lineRule="auto"/>
-        <w:rPr>
-          <w:rFonts w:ascii="Arial" w:hAnsi="Arial" w:cs="Arial"/>
-          <w:sz w:val="22"/>
-          <w:szCs w:val="22"/>
-          <w:lang w:eastAsia="zh-TW"/>
-        </w:rPr>
-      </w:pPr>
-      <w:r>
-        <w:rPr>
-          <w:rFonts w:ascii="Arial" w:hAnsi="Arial" w:cs="Arial"/>
-          <w:sz w:val="22"/>
-          <w:szCs w:val="22"/>
-          <w:lang w:eastAsia="zh-TW"/>
-        </w:rPr>
-        <w:t xml:space="preserve">        OUTPUT "The GCD of ", A, " and ", B, " is ", GCD</w:t>
-      </w:r>
-    </w:p>
-    <w:p>
-      <w:pPr>
-        <w:spacing w:line="360" w:lineRule="auto"/>
-        <w:rPr>
-          <w:rFonts w:ascii="Arial" w:hAnsi="Arial" w:cs="Arial"/>
-          <w:sz w:val="22"/>
-          <w:szCs w:val="22"/>
-          <w:lang w:eastAsia="zh-TW"/>
-        </w:rPr>
-      </w:pPr>
-    </w:p>
-    <w:p>
-      <w:pPr>
-        <w:spacing w:line="360" w:lineRule="auto"/>
-        <w:rPr>
-          <w:rFonts w:ascii="Arial" w:hAnsi="Arial" w:cs="Arial"/>
-          <w:sz w:val="22"/>
-          <w:szCs w:val="22"/>
-          <w:lang w:eastAsia="zh-TW"/>
-        </w:rPr>
-      </w:pPr>
-      <w:r>
-        <w:rPr>
-          <w:rFonts w:ascii="Arial" w:hAnsi="Arial" w:cs="Arial"/>
-          <w:sz w:val="22"/>
-          <w:szCs w:val="22"/>
-          <w:lang w:eastAsia="zh-TW"/>
-        </w:rPr>
-        <w:lastRenderedPageBreak/>
-        <w:t xml:space="preserve">        # Check if numbers are relatively prime</w:t>
-      </w:r>
-    </w:p>
-    <w:p>
-      <w:pPr>
-        <w:spacing w:line="360" w:lineRule="auto"/>
-        <w:rPr>
-          <w:rFonts w:ascii="Arial" w:hAnsi="Arial" w:cs="Arial"/>
-          <w:sz w:val="22"/>
-          <w:szCs w:val="22"/>
-          <w:lang w:eastAsia="zh-TW"/>
-        </w:rPr>
-      </w:pPr>
-      <w:r>
-        <w:rPr>
-          <w:rFonts w:ascii="Arial" w:hAnsi="Arial" w:cs="Arial"/>
-          <w:sz w:val="22"/>
-          <w:szCs w:val="22"/>
-          <w:lang w:eastAsia="zh-TW"/>
-        </w:rPr>
-        <w:t xml:space="preserve">        IF GCD = 1 THEN</w:t>
-      </w:r>
-    </w:p>
-    <w:p>
-      <w:pPr>
-        <w:spacing w:line="360" w:lineRule="auto"/>
-        <w:rPr>
-          <w:rFonts w:ascii="Arial" w:hAnsi="Arial" w:cs="Arial"/>
-          <w:sz w:val="22"/>
-          <w:szCs w:val="22"/>
-          <w:lang w:eastAsia="zh-TW"/>
-        </w:rPr>
-      </w:pPr>
-      <w:r>
-        <w:rPr>
-          <w:rFonts w:ascii="Arial" w:hAnsi="Arial" w:cs="Arial"/>
-          <w:sz w:val="22"/>
-          <w:szCs w:val="22"/>
-          <w:lang w:eastAsia="zh-TW"/>
-        </w:rPr>
-        <w:t xml:space="preserve">            OUTPUT A, " and ", B, " are relative prime."</w:t>
-      </w:r>
-    </w:p>
-    <w:p>
-      <w:pPr>
-        <w:spacing w:line="360" w:lineRule="auto"/>
-        <w:rPr>
-          <w:rFonts w:ascii="Arial" w:hAnsi="Arial" w:cs="Arial"/>
-          <w:sz w:val="22"/>
-          <w:szCs w:val="22"/>
-          <w:lang w:eastAsia="zh-TW"/>
-        </w:rPr>
-      </w:pPr>
-      <w:r>
-        <w:rPr>
-          <w:rFonts w:ascii="Arial" w:hAnsi="Arial" w:cs="Arial"/>
-          <w:sz w:val="22"/>
-          <w:szCs w:val="22"/>
-          <w:lang w:eastAsia="zh-TW"/>
-        </w:rPr>
-        <w:t xml:space="preserve">        ELSE</w:t>
-      </w:r>
-    </w:p>
-    <w:p>
-      <w:pPr>
-        <w:spacing w:line="360" w:lineRule="auto"/>
-        <w:rPr>
-          <w:rFonts w:ascii="Arial" w:hAnsi="Arial" w:cs="Arial"/>
-          <w:sz w:val="22"/>
-          <w:szCs w:val="22"/>
-          <w:lang w:eastAsia="zh-TW"/>
-        </w:rPr>
-      </w:pPr>
-      <w:r>
-        <w:rPr>
-          <w:rFonts w:ascii="Arial" w:hAnsi="Arial" w:cs="Arial"/>
-          <w:sz w:val="22"/>
-          <w:szCs w:val="22"/>
-          <w:lang w:eastAsia="zh-TW"/>
-        </w:rPr>
-        <w:t xml:space="preserve">            OUTPUT A, " and ", B, " are not relative prime numbers."</w:t>
-      </w:r>
-    </w:p>
-    <w:p>
-      <w:pPr>
-        <w:spacing w:line="360" w:lineRule="auto"/>
-        <w:rPr>
-          <w:rFonts w:ascii="Arial" w:hAnsi="Arial" w:cs="Arial"/>
-          <w:sz w:val="22"/>
-          <w:szCs w:val="22"/>
-          <w:lang w:eastAsia="zh-TW"/>
-        </w:rPr>
-      </w:pPr>
-      <w:r>
-        <w:rPr>
-          <w:rFonts w:ascii="Arial" w:hAnsi="Arial" w:cs="Arial"/>
-          <w:sz w:val="22"/>
-          <w:szCs w:val="22"/>
-          <w:lang w:eastAsia="zh-TW"/>
-        </w:rPr>
-        <w:t xml:space="preserve">        END IF</w:t>
-      </w:r>
-    </w:p>
-    <w:p>
-      <w:pPr>
-        <w:spacing w:line="360" w:lineRule="auto"/>
-        <w:rPr>
-          <w:rFonts w:ascii="Arial" w:hAnsi="Arial" w:cs="Arial"/>
-          <w:sz w:val="22"/>
-          <w:szCs w:val="22"/>
-          <w:lang w:eastAsia="zh-TW"/>
-        </w:rPr>
-      </w:pPr>
-    </w:p>
-    <w:p>
-      <w:pPr>
-        <w:spacing w:line="360" w:lineRule="auto"/>
-        <w:rPr>
-          <w:rFonts w:ascii="Arial" w:hAnsi="Arial" w:cs="Arial"/>
-          <w:sz w:val="22"/>
-          <w:szCs w:val="22"/>
-          <w:lang w:eastAsia="zh-TW"/>
-        </w:rPr>
-      </w:pPr>
-      <w:r>
-        <w:rPr>
-          <w:rFonts w:ascii="Arial" w:hAnsi="Arial" w:cs="Arial"/>
-          <w:sz w:val="22"/>
-          <w:szCs w:val="22"/>
-          <w:lang w:eastAsia="zh-TW"/>
-        </w:rPr>
-        <w:t xml:space="preserve">    END FUNCTION</w:t>
-      </w:r>
-    </w:p>
-    <w:p>
-      <w:pPr>
-        <w:spacing w:line="360" w:lineRule="auto"/>
-        <w:rPr>
-          <w:rFonts w:ascii="Arial" w:hAnsi="Arial" w:cs="Arial"/>
-          <w:sz w:val="22"/>
-          <w:szCs w:val="22"/>
-          <w:lang w:eastAsia="zh-TW"/>
-        </w:rPr>
-      </w:pPr>
-    </w:p>
-    <w:p>
-      <w:pPr>
-        <w:spacing w:line="360" w:lineRule="auto"/>
-        <w:rPr>
-          <w:rFonts w:ascii="Arial" w:hAnsi="Arial" w:cs="Arial"/>
-          <w:sz w:val="22"/>
-          <w:szCs w:val="22"/>
-          <w:lang w:eastAsia="zh-TW"/>
-        </w:rPr>
-      </w:pPr>
-    </w:p>
-    <w:p>
-      <w:pPr>
-        <w:spacing w:line="360" w:lineRule="auto"/>
-        <w:rPr>
-          <w:rFonts w:ascii="Arial" w:hAnsi="Arial" w:cs="Arial"/>
-          <w:sz w:val="22"/>
-          <w:szCs w:val="22"/>
-          <w:lang w:eastAsia="zh-TW"/>
-        </w:rPr>
-      </w:pPr>
-      <w:r>
-        <w:rPr>
-          <w:rFonts w:ascii="Arial" w:hAnsi="Arial" w:cs="Arial"/>
-          <w:sz w:val="22"/>
-          <w:szCs w:val="22"/>
-          <w:lang w:eastAsia="zh-TW"/>
-        </w:rPr>
-        <w:t xml:space="preserve">    # Call the main function</w:t>
-      </w:r>
-    </w:p>
-    <w:p>
-      <w:pPr>
-        <w:spacing w:line="360" w:lineRule="auto"/>
-        <w:rPr>
-          <w:rFonts w:ascii="Arial" w:hAnsi="Arial" w:cs="Arial"/>
-          <w:sz w:val="22"/>
-          <w:szCs w:val="22"/>
-          <w:lang w:eastAsia="zh-TW"/>
-        </w:rPr>
-      </w:pPr>
-      <w:r>
-        <w:rPr>
-          <w:rFonts w:ascii="Arial" w:hAnsi="Arial" w:cs="Arial"/>
-          <w:sz w:val="22"/>
-          <w:szCs w:val="22"/>
+          <w:lang w:eastAsia="zh-TW"/>
+        </w:rPr>
+      </w:pPr>
+      <w:r>
+        <w:rPr>
+          <w:rFonts w:ascii="Arial" w:hAnsi="Arial" w:cs="Arial"/>
+          <w:lang w:eastAsia="zh-TW"/>
+        </w:rPr>
+        <w:t xml:space="preserve">            // Display the GCD result</w:t>
+      </w:r>
+    </w:p>
+    <w:p>
+      <w:pPr>
+        <w:spacing w:line="360" w:lineRule="auto"/>
+        <w:rPr>
+          <w:rFonts w:ascii="Arial" w:hAnsi="Arial" w:cs="Arial"/>
+          <w:lang w:val="en-GB" w:eastAsia="zh-TW"/>
+        </w:rPr>
+      </w:pPr>
+      <w:r>
+        <w:rPr>
+          <w:rFonts w:ascii="Arial" w:hAnsi="Arial" w:cs="Arial"/>
+          <w:lang w:eastAsia="zh-TW"/>
+        </w:rPr>
+        <w:t xml:space="preserve">            OUTPUT "The GCD of ", A, " and ", B, " is ", GCD</w:t>
+      </w:r>
+    </w:p>
+    <w:p>
+      <w:pPr>
+        <w:spacing w:line="360" w:lineRule="auto"/>
+        <w:rPr>
+          <w:rFonts w:ascii="Arial" w:hAnsi="Arial" w:cs="Arial"/>
+          <w:lang w:eastAsia="zh-TW"/>
+        </w:rPr>
+      </w:pPr>
+      <w:r>
+        <w:rPr>
+          <w:rFonts w:ascii="Arial" w:hAnsi="Arial" w:cs="Arial"/>
+          <w:lang w:eastAsia="zh-TW"/>
+        </w:rPr>
+        <w:t xml:space="preserve">            // If GCD is 1, the numbers are relatively prime</w:t>
+      </w:r>
+    </w:p>
+    <w:p>
+      <w:pPr>
+        <w:spacing w:line="360" w:lineRule="auto"/>
+        <w:rPr>
+          <w:rFonts w:ascii="Arial" w:hAnsi="Arial" w:cs="Arial"/>
+          <w:lang w:eastAsia="zh-TW"/>
+        </w:rPr>
+      </w:pPr>
+      <w:r>
+        <w:rPr>
+          <w:rFonts w:ascii="Arial" w:hAnsi="Arial" w:cs="Arial"/>
+          <w:lang w:eastAsia="zh-TW"/>
+        </w:rPr>
+        <w:t xml:space="preserve">            IF GCD = 1 THEN</w:t>
+      </w:r>
+    </w:p>
+    <w:p>
+      <w:pPr>
+        <w:spacing w:line="360" w:lineRule="auto"/>
+        <w:rPr>
+          <w:rFonts w:ascii="Arial" w:hAnsi="Arial" w:cs="Arial"/>
+          <w:lang w:eastAsia="zh-TW"/>
+        </w:rPr>
+      </w:pPr>
+      <w:r>
+        <w:rPr>
+          <w:rFonts w:ascii="Arial" w:hAnsi="Arial" w:cs="Arial"/>
+          <w:lang w:eastAsia="zh-TW"/>
+        </w:rPr>
+        <w:t xml:space="preserve">                OUTPUT A, " and ", B, " are relative prime."</w:t>
+      </w:r>
+    </w:p>
+    <w:p>
+      <w:pPr>
+        <w:spacing w:line="360" w:lineRule="auto"/>
+        <w:rPr>
+          <w:rFonts w:ascii="Arial" w:hAnsi="Arial" w:cs="Arial"/>
+          <w:lang w:eastAsia="zh-TW"/>
+        </w:rPr>
+      </w:pPr>
+      <w:r>
+        <w:rPr>
+          <w:rFonts w:ascii="Arial" w:hAnsi="Arial" w:cs="Arial"/>
+          <w:lang w:eastAsia="zh-TW"/>
+        </w:rPr>
+        <w:t xml:space="preserve">            ELSE</w:t>
+      </w:r>
+    </w:p>
+    <w:p>
+      <w:pPr>
+        <w:spacing w:line="360" w:lineRule="auto"/>
+        <w:rPr>
+          <w:rFonts w:ascii="Arial" w:hAnsi="Arial" w:cs="Arial"/>
+          <w:lang w:eastAsia="zh-TW"/>
+        </w:rPr>
+      </w:pPr>
+      <w:r>
+        <w:rPr>
+          <w:rFonts w:ascii="Arial" w:hAnsi="Arial" w:cs="Arial"/>
+          <w:lang w:eastAsia="zh-TW"/>
+        </w:rPr>
+        <w:t xml:space="preserve">                // Otherwise, they are not relatively prime</w:t>
+      </w:r>
+    </w:p>
+    <w:p>
+      <w:pPr>
+        <w:spacing w:line="360" w:lineRule="auto"/>
+        <w:rPr>
+          <w:rFonts w:ascii="Arial" w:hAnsi="Arial" w:cs="Arial"/>
+          <w:lang w:eastAsia="zh-TW"/>
+        </w:rPr>
+      </w:pPr>
+      <w:r>
+        <w:rPr>
+          <w:rFonts w:ascii="Arial" w:hAnsi="Arial" w:cs="Arial"/>
+          <w:lang w:eastAsia="zh-TW"/>
+        </w:rPr>
+        <w:t xml:space="preserve">                OUTPUT A, " and ", B, " are not relative prime numbers."</w:t>
+      </w:r>
+    </w:p>
+    <w:p>
+      <w:pPr>
+        <w:spacing w:line="360" w:lineRule="auto"/>
+        <w:rPr>
+          <w:rFonts w:ascii="Arial" w:hAnsi="Arial" w:cs="Arial"/>
+          <w:lang w:val="en-GB" w:eastAsia="zh-TW"/>
+        </w:rPr>
+      </w:pPr>
+    </w:p>
+    <w:p>
+      <w:pPr>
+        <w:spacing w:line="360" w:lineRule="auto"/>
+        <w:rPr>
+          <w:rFonts w:ascii="Arial" w:hAnsi="Arial" w:cs="Arial"/>
+          <w:lang w:val="en-GB" w:eastAsia="zh-TW"/>
+        </w:rPr>
+      </w:pPr>
+    </w:p>
+    <w:p>
+      <w:pPr>
+        <w:spacing w:line="360" w:lineRule="auto"/>
+        <w:rPr>
+          <w:rFonts w:ascii="Arial" w:hAnsi="Arial" w:cs="Arial"/>
+          <w:lang w:val="en-GB" w:eastAsia="zh-TW"/>
+        </w:rPr>
+      </w:pPr>
+      <w:r>
+        <w:rPr>
+          <w:rFonts w:ascii="Arial" w:hAnsi="Arial" w:cs="Arial"/>
+          <w:lang w:eastAsia="zh-TW"/>
+        </w:rPr>
+        <w:t xml:space="preserve">            END IF</w:t>
+      </w:r>
+    </w:p>
+    <w:p>
+      <w:pPr>
+        <w:spacing w:line="360" w:lineRule="auto"/>
+        <w:rPr>
+          <w:rFonts w:ascii="Arial" w:hAnsi="Arial" w:cs="Arial"/>
+          <w:lang w:val="en-GB" w:eastAsia="zh-TW"/>
+        </w:rPr>
+      </w:pPr>
+    </w:p>
+    <w:p>
+      <w:pPr>
+        <w:spacing w:line="360" w:lineRule="auto"/>
+        <w:rPr>
+          <w:rFonts w:ascii="Arial" w:hAnsi="Arial" w:cs="Arial"/>
+          <w:lang w:val="en-GB" w:eastAsia="zh-TW"/>
+        </w:rPr>
+      </w:pPr>
+    </w:p>
+    <w:p>
+      <w:pPr>
+        <w:spacing w:line="360" w:lineRule="auto"/>
+        <w:rPr>
+          <w:rFonts w:ascii="Arial" w:hAnsi="Arial" w:cs="Arial"/>
+          <w:lang w:val="en-GB" w:eastAsia="zh-TW"/>
+        </w:rPr>
+      </w:pPr>
+      <w:r>
+        <w:rPr>
+          <w:rFonts w:ascii="Arial" w:hAnsi="Arial" w:cs="Arial"/>
+          <w:lang w:eastAsia="zh-TW"/>
+        </w:rPr>
+        <w:t xml:space="preserve">        END FUNCTION</w:t>
+      </w:r>
+    </w:p>
+    <w:p>
+      <w:pPr>
+        <w:spacing w:line="360" w:lineRule="auto"/>
+        <w:rPr>
+          <w:rFonts w:ascii="Arial" w:hAnsi="Arial" w:cs="Arial"/>
+          <w:lang w:val="en-GB" w:eastAsia="zh-TW"/>
+        </w:rPr>
+      </w:pPr>
+    </w:p>
+    <w:p>
+      <w:pPr>
+        <w:spacing w:line="360" w:lineRule="auto"/>
+        <w:rPr>
+          <w:rFonts w:ascii="Arial" w:hAnsi="Arial" w:cs="Arial"/>
+          <w:lang w:val="en-GB" w:eastAsia="zh-TW"/>
+        </w:rPr>
+      </w:pPr>
+    </w:p>
+    <w:p>
+      <w:pPr>
+        <w:spacing w:line="360" w:lineRule="auto"/>
+        <w:rPr>
+          <w:rFonts w:ascii="Arial" w:hAnsi="Arial" w:cs="Arial"/>
+          <w:lang w:val="en-GB" w:eastAsia="zh-TW"/>
+        </w:rPr>
+      </w:pPr>
+      <w:r>
+        <w:rPr>
+          <w:rFonts w:ascii="Arial" w:hAnsi="Arial" w:cs="Arial"/>
+          <w:lang w:eastAsia="zh-TW"/>
+        </w:rPr>
+        <w:t xml:space="preserve">    END CLASS</w:t>
+      </w:r>
+    </w:p>
+    <w:p>
+      <w:pPr>
+        <w:spacing w:line="360" w:lineRule="auto"/>
+        <w:rPr>
+          <w:rFonts w:ascii="Arial" w:hAnsi="Arial" w:cs="Arial"/>
+          <w:lang w:val="en-GB" w:eastAsia="zh-TW"/>
+        </w:rPr>
+      </w:pPr>
+    </w:p>
+    <w:p>
+      <w:pPr>
+        <w:spacing w:line="360" w:lineRule="auto"/>
+        <w:rPr>
+          <w:rFonts w:ascii="Arial" w:hAnsi="Arial" w:cs="Arial"/>
+          <w:lang w:val="en-GB" w:eastAsia="zh-TW"/>
+        </w:rPr>
+      </w:pPr>
+    </w:p>
+    <w:p>
+      <w:pPr>
+        <w:spacing w:line="360" w:lineRule="auto"/>
+        <w:rPr>
+          <w:rFonts w:ascii="Arial" w:hAnsi="Arial" w:cs="Arial"/>
+          <w:lang w:eastAsia="zh-TW"/>
+        </w:rPr>
+      </w:pPr>
+      <w:r>
+        <w:rPr>
+          <w:rFonts w:ascii="Arial" w:hAnsi="Arial" w:cs="Arial"/>
+          <w:lang w:eastAsia="zh-TW"/>
+        </w:rPr>
+        <w:t xml:space="preserve">    // Create an object of the class</w:t>
+      </w:r>
+    </w:p>
+    <w:p>
+      <w:pPr>
+        <w:spacing w:line="360" w:lineRule="auto"/>
+        <w:rPr>
+          <w:rFonts w:ascii="Arial" w:hAnsi="Arial" w:cs="Arial"/>
+          <w:lang w:val="en-GB" w:eastAsia="zh-TW"/>
+        </w:rPr>
+      </w:pPr>
+      <w:r>
+        <w:rPr>
+          <w:rFonts w:ascii="Arial" w:hAnsi="Arial" w:cs="Arial"/>
+          <w:lang w:eastAsia="zh-TW"/>
+        </w:rPr>
+        <w:t xml:space="preserve">    system = </w:t>
+      </w:r>
+      <w:proofErr w:type="spellStart"/>
+      <w:r>
+        <w:rPr>
+          <w:rFonts w:ascii="Arial" w:hAnsi="Arial" w:cs="Arial"/>
+          <w:lang w:eastAsia="zh-TW"/>
+        </w:rPr>
+        <w:t>EuclideanAlgorithm</w:t>
+      </w:r>
+      <w:proofErr w:type="spellEnd"/>
+    </w:p>
+    <w:p>
+      <w:pPr>
+        <w:spacing w:line="360" w:lineRule="auto"/>
+        <w:rPr>
+          <w:rFonts w:ascii="Arial" w:hAnsi="Arial" w:cs="Arial"/>
+          <w:lang w:eastAsia="zh-TW"/>
+        </w:rPr>
+      </w:pPr>
+      <w:r>
+        <w:rPr>
+          <w:rFonts w:ascii="Arial" w:hAnsi="Arial" w:cs="Arial"/>
+          <w:lang w:eastAsia="zh-TW"/>
+        </w:rPr>
+        <w:t xml:space="preserve">    // Call the function to check relative prime numbers</w:t>
+      </w:r>
+    </w:p>
+    <w:p>
+      <w:pPr>
+        <w:spacing w:line="360" w:lineRule="auto"/>
+        <w:rPr>
+          <w:rFonts w:ascii="Arial" w:hAnsi="Arial" w:cs="Arial"/>
+          <w:lang w:val="en-GB" w:eastAsia="zh-TW"/>
+        </w:rPr>
+      </w:pPr>
+      <w:r>
+        <w:rPr>
+          <w:rFonts w:ascii="Arial" w:hAnsi="Arial" w:cs="Arial"/>
           <w:lang w:eastAsia="zh-TW"/>
         </w:rPr>
         <w:t xml:space="preserve">    CALL </w:t>
       </w:r>
       <w:proofErr w:type="spellStart"/>
-      <w:r>
-        <w:rPr>
-          <w:rFonts w:ascii="Arial" w:hAnsi="Arial" w:cs="Arial"/>
-          <w:sz w:val="22"/>
-          <w:szCs w:val="22"/>
-          <w:lang w:eastAsia="zh-TW"/>
-        </w:rPr>
-        <w:t>check_relative_</w:t>
-      </w:r>
       <w:proofErr w:type="gramStart"/>
       <w:r>
         <w:rPr>
           <w:rFonts w:ascii="Arial" w:hAnsi="Arial" w:cs="Arial"/>
-          <w:sz w:val="22"/>
-          <w:szCs w:val="22"/>
+          <w:lang w:eastAsia="zh-TW"/>
+        </w:rPr>
+        <w:t>system.check</w:t>
+      </w:r>
+      <w:proofErr w:type="gramEnd"/>
+      <w:r>
+        <w:rPr>
+          <w:rFonts w:ascii="Arial" w:hAnsi="Arial" w:cs="Arial"/>
+          <w:lang w:eastAsia="zh-TW"/>
+        </w:rPr>
+        <w:t>_relative_</w:t>
+      </w:r>
+      <w:proofErr w:type="gramStart"/>
+      <w:r>
+        <w:rPr>
+          <w:rFonts w:ascii="Arial" w:hAnsi="Arial" w:cs="Arial"/>
           <w:lang w:eastAsia="zh-TW"/>
         </w:rPr>
         <w:t>prime</w:t>
@@ -1920,49 +2034,23 @@
       <w:r>
         <w:rPr>
           <w:rFonts w:ascii="Arial" w:hAnsi="Arial" w:cs="Arial"/>
-          <w:sz w:val="22"/>
-          <w:szCs w:val="22"/>
           <w:lang w:eastAsia="zh-TW"/>
         </w:rPr>
         <w:t>(</w:t>
       </w:r>
       <w:proofErr w:type="gramEnd"/>
-      <w:r>
-        <w:rPr>
-          <w:rFonts w:ascii="Arial" w:hAnsi="Arial" w:cs="Arial"/>
-          <w:sz w:val="22"/>
-          <w:szCs w:val="22"/>
-          <w:lang w:eastAsia="zh-TW"/>
-        </w:rPr>
-        <w:t>)</w:t>
-      </w:r>
-    </w:p>
-    <w:p>
-      <w:pPr>
-        <w:spacing w:line="360" w:lineRule="auto"/>
-        <w:rPr>
-          <w:rFonts w:ascii="Arial" w:hAnsi="Arial" w:cs="Arial"/>
-          <w:sz w:val="22"/>
-          <w:szCs w:val="22"/>
-          <w:lang w:eastAsia="zh-TW"/>
-        </w:rPr>
-      </w:pPr>
-    </w:p>
-    <w:p>
-      <w:pPr>
-        <w:spacing w:line="360" w:lineRule="auto"/>
-        <w:rPr>
-          <w:rFonts w:ascii="Arial" w:hAnsi="Arial" w:cs="Arial"/>
-          <w:sz w:val="22"/>
-          <w:szCs w:val="22"/>
-          <w:lang w:eastAsia="zh-TW"/>
-        </w:rPr>
-      </w:pPr>
-      <w:r>
-        <w:rPr>
-          <w:rFonts w:ascii="Arial" w:hAnsi="Arial" w:cs="Arial"/>
-          <w:sz w:val="22"/>
-          <w:szCs w:val="22"/>
+    </w:p>
+    <w:p>
+      <w:pPr>
+        <w:spacing w:line="360" w:lineRule="auto"/>
+        <w:rPr>
+          <w:rFonts w:ascii="Arial" w:hAnsi="Arial" w:cs="Arial"/>
+          <w:lang w:val="en-GB" w:eastAsia="zh-TW"/>
+        </w:rPr>
+      </w:pPr>
+      <w:r>
+        <w:rPr>
+          <w:rFonts w:ascii="Arial" w:hAnsi="Arial" w:cs="Arial"/>
           <w:lang w:eastAsia="zh-TW"/>
         </w:rPr>
         <w:t>END</w:t>
@@ -1973,8 +2061,24 @@
         <w:spacing w:line="360" w:lineRule="auto"/>
         <w:rPr>
           <w:rFonts w:ascii="Arial" w:hAnsi="Arial" w:cs="Arial"/>
-          <w:sz w:val="22"/>
-          <w:szCs w:val="22"/>
+          <w:lang w:val="en-GB" w:eastAsia="zh-TW"/>
+        </w:rPr>
+      </w:pPr>
+    </w:p>
+    <w:p>
+      <w:pPr>
+        <w:spacing w:line="360" w:lineRule="auto"/>
+        <w:rPr>
+          <w:rFonts w:ascii="Arial" w:hAnsi="Arial" w:cs="Arial"/>
+          <w:lang w:val="en-GB" w:eastAsia="zh-TW"/>
+        </w:rPr>
+      </w:pPr>
+    </w:p>
+    <w:p>
+      <w:pPr>
+        <w:spacing w:line="360" w:lineRule="auto"/>
+        <w:rPr>
+          <w:rFonts w:ascii="Arial" w:hAnsi="Arial" w:cs="Arial"/>
           <w:lang w:val="en-GB" w:eastAsia="zh-TW"/>
         </w:rPr>
       </w:pPr>
@@ -1988,16 +2092,16 @@
         </w:numPr>
         <w:spacing w:line="360" w:lineRule="auto"/>
         <w:rPr>
-          <w:sz w:val="22"/>
-          <w:szCs w:val="22"/>
-        </w:rPr>
-      </w:pPr>
-      <w:r>
-        <w:rPr>
+          <w:rFonts w:cs="Arial"/>
+          <w:sz w:val="24"/>
+        </w:rPr>
+      </w:pPr>
+      <w:r>
+        <w:rPr>
+          <w:rFonts w:cs="Arial"/>
           <w:b w:val="0"/>
           <w:bCs/>
-          <w:sz w:val="22"/>
-          <w:szCs w:val="22"/>
+          <w:sz w:val="24"/>
         </w:rPr>
         <w:t>Implementation Details</w:t>
       </w:r>
@@ -2007,47 +2111,40 @@
         <w:spacing w:line="360" w:lineRule="auto"/>
         <w:rPr>
           <w:rFonts w:ascii="Arial" w:hAnsi="Arial" w:cs="Arial"/>
-          <w:sz w:val="22"/>
-          <w:szCs w:val="22"/>
-        </w:rPr>
-      </w:pPr>
-      <w:r>
-        <w:rPr>
-          <w:rFonts w:ascii="Arial" w:hAnsi="Arial" w:cs="Arial"/>
-          <w:sz w:val="22"/>
-          <w:szCs w:val="22"/>
-        </w:rPr>
-        <w:t>The Euclidean Algorithm was implemented using Python. To ensure reusability and modularity as</w:t>
-      </w:r>
-      <w:r>
-        <w:rPr>
-          <w:rFonts w:ascii="Arial" w:hAnsi="Arial" w:cs="Arial" w:hint="eastAsia"/>
-          <w:sz w:val="22"/>
-          <w:szCs w:val="22"/>
-        </w:rPr>
-        <w:t xml:space="preserve"> per</w:t>
-      </w:r>
-      <w:r>
-        <w:rPr>
-          <w:rFonts w:ascii="Arial" w:hAnsi="Arial" w:cs="Arial"/>
-          <w:sz w:val="22"/>
-          <w:szCs w:val="22"/>
-        </w:rPr>
-        <w:t xml:space="preserve"> the requirements, I encapsulated the logic within a class named EuclideanAlgorithm. The application prevents invalid inputs by utilizing error handling structures.</w:t>
-      </w:r>
-    </w:p>
-    <w:p>
-      <w:pPr>
-        <w:spacing w:line="360" w:lineRule="auto"/>
-        <w:rPr>
-          <w:sz w:val="22"/>
-          <w:szCs w:val="22"/>
-        </w:rPr>
-      </w:pPr>
-    </w:p>
-    <w:p>
-      <w:pPr>
-        <w:spacing w:line="360" w:lineRule="auto"/>
+        </w:rPr>
+      </w:pPr>
+      <w:r>
+        <w:rPr>
+          <w:rFonts w:ascii="Arial" w:hAnsi="Arial" w:cs="Arial"/>
+        </w:rPr>
+        <w:t>The Euclidean Algorithm was implemented using Python. To ensure reusability and modularity as per the requirements, I encapsulated the logic within a class named EuclideanAlgorithm. The application prevents invalid inputs by utilizing error handling structures.</w:t>
+      </w:r>
+    </w:p>
+    <w:p>
+      <w:pPr>
+        <w:spacing w:line="360" w:lineRule="auto"/>
+        <w:rPr>
+          <w:rFonts w:ascii="Arial" w:hAnsi="Arial" w:cs="Arial"/>
+          <w:lang w:val="en-GB"/>
+        </w:rPr>
+      </w:pPr>
+    </w:p>
+    <w:p>
+      <w:pPr>
+        <w:spacing w:line="360" w:lineRule="auto"/>
+        <w:rPr>
+          <w:rFonts w:ascii="Arial" w:hAnsi="Arial" w:cs="Arial"/>
+          <w:lang w:val="en-GB"/>
+        </w:rPr>
+      </w:pPr>
+    </w:p>
+    <w:p>
+      <w:pPr>
+        <w:spacing w:line="360" w:lineRule="auto"/>
+        <w:rPr>
+          <w:rFonts w:ascii="Arial" w:hAnsi="Arial" w:cs="Arial"/>
+          <w:lang w:val="en-GB"/>
+        </w:rPr>
       </w:pPr>
     </w:p>
     <w:p>
@@ -2059,19 +2156,20 @@
         </w:numPr>
         <w:spacing w:line="360" w:lineRule="auto"/>
         <w:rPr>
+          <w:rFonts w:cs="Arial"/>
           <w:b w:val="0"/>
           <w:bCs/>
-          <w:sz w:val="22"/>
-          <w:szCs w:val="22"/>
-        </w:rPr>
-      </w:pPr>
-      <w:r>
-        <w:rPr>
+          <w:sz w:val="24"/>
+        </w:rPr>
+      </w:pPr>
+      <w:r>
+        <w:rPr>
+          <w:rFonts w:cs="Arial"/>
           <w:b w:val="0"/>
           <w:bCs/>
-          <w:sz w:val="22"/>
-          <w:szCs w:val="22"/>
-        </w:rPr>
+          <w:sz w:val="24"/>
+        </w:rPr>
+        <w:lastRenderedPageBreak/>
         <w:t>Version Control and Git Repository</w:t>
       </w:r>
     </w:p>
@@ -2080,16 +2178,12 @@
         <w:spacing w:line="360" w:lineRule="auto"/>
         <w:rPr>
           <w:rFonts w:ascii="Arial" w:hAnsi="Arial" w:cs="Arial"/>
-          <w:sz w:val="22"/>
-          <w:szCs w:val="22"/>
-          <w:lang w:eastAsia="zh-TW"/>
-        </w:rPr>
-      </w:pPr>
-      <w:r>
-        <w:rPr>
-          <w:rFonts w:ascii="Arial" w:hAnsi="Arial" w:cs="Arial"/>
-          <w:sz w:val="22"/>
-          <w:szCs w:val="22"/>
+          <w:lang w:eastAsia="zh-TW"/>
+        </w:rPr>
+      </w:pPr>
+      <w:r>
+        <w:rPr>
+          <w:rFonts w:ascii="Arial" w:hAnsi="Arial" w:cs="Arial"/>
         </w:rPr>
         <w:t>I have created a public Git repository to host the application code and track version history. The complete project repository, including all commits and the final application, can be accessed via the following link:</w:t>
       </w:r>
@@ -2099,8 +2193,6 @@
         <w:spacing w:line="360" w:lineRule="auto"/>
         <w:rPr>
           <w:rFonts w:ascii="Arial" w:hAnsi="Arial" w:cs="Arial"/>
-          <w:sz w:val="22"/>
-          <w:szCs w:val="22"/>
         </w:rPr>
       </w:pPr>
       <w:hyperlink r:id="rId8" w:history="1">
@@ -2108,8 +2200,6 @@
           <w:rPr>
             <w:rStyle w:val="a5"/>
             <w:rFonts w:ascii="Arial" w:hAnsi="Arial" w:cs="Arial"/>
-            <w:sz w:val="22"/>
-            <w:szCs w:val="22"/>
           </w:rPr>
           <w:t>https://github.com/TZU-CHIA/FC723-Portfolio-Assessment-1-P481196</w:t>
         </w:r>
@@ -2117,8 +2207,6 @@
       <w:r>
         <w:rPr>
           <w:rFonts w:ascii="Arial" w:hAnsi="Arial" w:cs="Arial"/>
-          <w:sz w:val="22"/>
-          <w:szCs w:val="22"/>
           <w:lang w:eastAsia="zh-TW"/>
         </w:rPr>
         <w:br/>
@@ -2126,8 +2214,6 @@
       <w:r>
         <w:rPr>
           <w:rFonts w:ascii="Arial" w:hAnsi="Arial" w:cs="Arial"/>
-          <w:sz w:val="22"/>
-          <w:szCs w:val="22"/>
         </w:rPr>
         <w:t>Discussion on Version Control I utilized Git to manage the development life cycle of the application. The development process is documented through three distinct commits:</w:t>
       </w:r>
@@ -2141,15 +2227,11 @@
         <w:spacing w:line="360" w:lineRule="auto"/>
         <w:rPr>
           <w:rFonts w:ascii="Arial" w:hAnsi="Arial" w:cs="Arial"/>
-          <w:sz w:val="22"/>
-          <w:szCs w:val="22"/>
-        </w:rPr>
-      </w:pPr>
-      <w:r>
-        <w:rPr>
-          <w:rFonts w:ascii="Arial" w:hAnsi="Arial" w:cs="Arial"/>
-          <w:sz w:val="22"/>
-          <w:szCs w:val="22"/>
+        </w:rPr>
+      </w:pPr>
+      <w:r>
+        <w:rPr>
+          <w:rFonts w:ascii="Arial" w:hAnsi="Arial" w:cs="Arial"/>
         </w:rPr>
         <w:t>First Commit: Implementation of the core Euclidean Algorithm logic using hard-coded values.</w:t>
       </w:r>
@@ -2163,27 +2245,676 @@
         <w:spacing w:line="360" w:lineRule="auto"/>
         <w:rPr>
           <w:rFonts w:ascii="Arial" w:hAnsi="Arial" w:cs="Arial"/>
-          <w:sz w:val="22"/>
-          <w:szCs w:val="22"/>
-        </w:rPr>
-      </w:pPr>
-      <w:r>
-        <w:rPr>
-          <w:rFonts w:ascii="Arial" w:hAnsi="Arial" w:cs="Arial"/>
-          <w:sz w:val="22"/>
-          <w:szCs w:val="22"/>
+        </w:rPr>
+      </w:pPr>
+      <w:r>
+        <w:rPr>
+          <w:rFonts w:ascii="Arial" w:hAnsi="Arial" w:cs="Arial"/>
         </w:rPr>
         <w:t>Second Commit: Refactoring of the code to accept user inputs via the keyboard and addition of explanatory comments.</w:t>
       </w:r>
     </w:p>
     <w:p>
       <w:pPr>
-        <w:spacing w:line="360" w:lineRule="auto"/>
-        <w:rPr>
-          <w:rFonts w:ascii="Arial" w:hAnsi="Arial" w:cs="Arial" w:hint="eastAsia"/>
-          <w:sz w:val="22"/>
-          <w:szCs w:val="22"/>
-          <w:lang w:eastAsia="zh-TW"/>
+        <w:numPr>
+          <w:ilvl w:val="0"/>
+          <w:numId w:val="3"/>
+        </w:numPr>
+        <w:spacing w:line="360" w:lineRule="auto"/>
+        <w:rPr>
+          <w:rFonts w:ascii="Arial" w:hAnsi="Arial" w:cs="Arial"/>
+        </w:rPr>
+      </w:pPr>
+      <w:r>
+        <w:rPr>
+          <w:rFonts w:ascii="Arial" w:hAnsi="Arial" w:cs="Arial"/>
+          <w:lang w:val="en-GB"/>
+        </w:rPr>
+        <w:t>Third Commit: Implementation of input validation using try-except blocks</w:t>
+      </w:r>
+      <w:r>
+        <w:rPr>
+          <w:rFonts w:ascii="Arial" w:hAnsi="Arial" w:cs="Arial"/>
+          <w:lang w:val="en-GB"/>
+        </w:rPr>
+        <w:t xml:space="preserve"> </w:t>
+      </w:r>
+      <w:r>
+        <w:rPr>
+          <w:rFonts w:ascii="Arial" w:hAnsi="Arial" w:cs="Arial"/>
+          <w:lang w:val="en-GB"/>
+        </w:rPr>
+        <w:t>to ensure error handling.</w:t>
+      </w:r>
+    </w:p>
+    <w:p>
+      <w:pPr>
+        <w:spacing w:line="360" w:lineRule="auto"/>
+        <w:rPr>
+          <w:rFonts w:ascii="Arial" w:hAnsi="Arial" w:cs="Arial"/>
+          <w:lang w:val="en-GB"/>
+        </w:rPr>
+      </w:pPr>
+    </w:p>
+    <w:p>
+      <w:pPr>
+        <w:spacing w:line="360" w:lineRule="auto"/>
+        <w:rPr>
+          <w:rFonts w:ascii="Arial" w:hAnsi="Arial" w:cs="Arial"/>
+          <w:lang w:val="en-GB"/>
+        </w:rPr>
+      </w:pPr>
+    </w:p>
+    <w:p>
+      <w:pPr>
+        <w:spacing w:line="360" w:lineRule="auto"/>
+        <w:rPr>
+          <w:rFonts w:ascii="Arial" w:hAnsi="Arial" w:cs="Arial"/>
+          <w:lang w:val="en-GB"/>
+        </w:rPr>
+      </w:pPr>
+    </w:p>
+    <w:p>
+      <w:pPr>
+        <w:pStyle w:val="2"/>
+        <w:numPr>
+          <w:ilvl w:val="0"/>
+          <w:numId w:val="2"/>
+        </w:numPr>
+        <w:spacing w:line="360" w:lineRule="auto"/>
+        <w:rPr>
+          <w:rFonts w:cs="Arial"/>
+          <w:b w:val="0"/>
+          <w:bCs/>
+          <w:sz w:val="24"/>
+        </w:rPr>
+      </w:pPr>
+      <w:r>
+        <w:rPr>
+          <w:rFonts w:cs="Arial"/>
+          <w:b w:val="0"/>
+          <w:bCs/>
+          <w:sz w:val="24"/>
+        </w:rPr>
+        <w:t>Extension Algorithm</w:t>
+      </w:r>
+    </w:p>
+    <w:p>
+      <w:pPr>
+        <w:pStyle w:val="Web"/>
+        <w:spacing w:line="360" w:lineRule="auto"/>
+        <w:rPr>
+          <w:rFonts w:ascii="Arial" w:hAnsi="Arial" w:cs="Arial"/>
+        </w:rPr>
+      </w:pPr>
+      <w:r>
+        <w:rPr>
+          <w:rFonts w:ascii="Arial" w:hAnsi="Arial" w:cs="Arial"/>
+        </w:rPr>
+        <w:t xml:space="preserve">The current application </w:t>
+      </w:r>
+      <w:proofErr w:type="gramStart"/>
+      <w:r>
+        <w:rPr>
+          <w:rFonts w:ascii="Arial" w:hAnsi="Arial" w:cs="Arial"/>
+        </w:rPr>
+        <w:t>is able to</w:t>
+      </w:r>
+      <w:proofErr w:type="gramEnd"/>
+      <w:r>
+        <w:rPr>
+          <w:rFonts w:ascii="Arial" w:hAnsi="Arial" w:cs="Arial"/>
+        </w:rPr>
+        <w:t xml:space="preserve"> compute the greatest common divisor (GCD) of two integers. To further enhance its functionality, especially in the context of encryption, the program can be extended by implementing the Extended Euclidean Algorithm.</w:t>
+      </w:r>
+    </w:p>
+    <w:p>
+      <w:pPr>
+        <w:pStyle w:val="Web"/>
+        <w:spacing w:line="360" w:lineRule="auto"/>
+        <w:rPr>
+          <w:rFonts w:ascii="Arial" w:hAnsi="Arial" w:cs="Arial"/>
+        </w:rPr>
+      </w:pPr>
+      <w:r>
+        <w:rPr>
+          <w:rFonts w:ascii="Arial" w:hAnsi="Arial" w:cs="Arial"/>
+        </w:rPr>
+        <w:t xml:space="preserve">While the standard algorithm only determines </w:t>
+      </w:r>
+      <w:proofErr w:type="spellStart"/>
+      <w:proofErr w:type="gramStart"/>
+      <w:r>
+        <w:rPr>
+          <w:rFonts w:ascii="Arial" w:hAnsi="Arial" w:cs="Arial"/>
+        </w:rPr>
+        <w:t>gcd</w:t>
+      </w:r>
+      <w:proofErr w:type="spellEnd"/>
+      <w:r>
+        <w:rPr>
+          <w:rFonts w:ascii="Arial" w:hAnsi="Arial" w:cs="Arial"/>
+        </w:rPr>
+        <w:t>(</w:t>
+      </w:r>
+      <w:proofErr w:type="gramEnd"/>
+      <w:r>
+        <w:rPr>
+          <w:rFonts w:ascii="Arial" w:hAnsi="Arial" w:cs="Arial"/>
+        </w:rPr>
+        <w:t xml:space="preserve">a, b), the extended version also finds two integers, x and y (known as </w:t>
+      </w:r>
+      <w:proofErr w:type="spellStart"/>
+      <w:r>
+        <w:rPr>
+          <w:rFonts w:ascii="Arial" w:hAnsi="Arial" w:cs="Arial"/>
+        </w:rPr>
+        <w:t>Bézout</w:t>
+      </w:r>
+      <w:proofErr w:type="spellEnd"/>
+      <w:r>
+        <w:rPr>
+          <w:rFonts w:ascii="Arial" w:hAnsi="Arial" w:cs="Arial"/>
+        </w:rPr>
+        <w:t xml:space="preserve"> coefficients), which satisfy the equation:</w:t>
+      </w:r>
+    </w:p>
+    <w:p>
+      <w:pPr>
+        <w:pStyle w:val="Web"/>
+        <w:spacing w:line="360" w:lineRule="auto"/>
+        <w:rPr>
+          <w:rFonts w:ascii="Arial" w:hAnsi="Arial" w:cs="Arial"/>
+        </w:rPr>
+      </w:pPr>
+      <w:r>
+        <w:rPr>
+          <w:rFonts w:ascii="Arial" w:hAnsi="Arial" w:cs="Arial"/>
+        </w:rPr>
+        <w:t xml:space="preserve">ax + by = </w:t>
+      </w:r>
+      <w:proofErr w:type="spellStart"/>
+      <w:proofErr w:type="gramStart"/>
+      <w:r>
+        <w:rPr>
+          <w:rFonts w:ascii="Arial" w:hAnsi="Arial" w:cs="Arial"/>
+        </w:rPr>
+        <w:t>gcd</w:t>
+      </w:r>
+      <w:proofErr w:type="spellEnd"/>
+      <w:r>
+        <w:rPr>
+          <w:rFonts w:ascii="Arial" w:hAnsi="Arial" w:cs="Arial"/>
+        </w:rPr>
+        <w:t>(</w:t>
+      </w:r>
+      <w:proofErr w:type="gramEnd"/>
+      <w:r>
+        <w:rPr>
+          <w:rFonts w:ascii="Arial" w:hAnsi="Arial" w:cs="Arial"/>
+        </w:rPr>
+        <w:t>a, b)</w:t>
+      </w:r>
+    </w:p>
+    <w:p>
+      <w:pPr>
+        <w:pStyle w:val="Web"/>
+        <w:spacing w:line="360" w:lineRule="auto"/>
+        <w:rPr>
+          <w:rFonts w:ascii="Arial" w:hAnsi="Arial" w:cs="Arial"/>
+        </w:rPr>
+      </w:pPr>
+      <w:r>
+        <w:rPr>
+          <w:rFonts w:ascii="Arial" w:hAnsi="Arial" w:cs="Arial"/>
+          <w:b/>
+        </w:rPr>
+        <w:lastRenderedPageBreak/>
+        <w:t>Rationale:</w:t>
+      </w:r>
+    </w:p>
+    <w:p>
+      <w:pPr>
+        <w:pStyle w:val="Web"/>
+        <w:spacing w:line="360" w:lineRule="auto"/>
+        <w:rPr>
+          <w:rFonts w:ascii="Arial" w:hAnsi="Arial" w:cs="Arial"/>
+          <w:lang w:val="en-GB" w:eastAsia="zh-TW"/>
+        </w:rPr>
+      </w:pPr>
+      <w:r>
+        <w:rPr>
+          <w:rFonts w:ascii="Arial" w:hAnsi="Arial" w:cs="Arial"/>
+        </w:rPr>
+        <w:t>This extension is significant because it makes it possible to calculate the modular multiplicative inverse. The modular inverse is an essential element in many public-key cryptography systems, such as RSA. By adding this functionality, the application can move beyond simply checking relative primes and become a more practical tool for cryptographic operations, including key generation</w:t>
+      </w:r>
+      <w:r>
+        <w:rPr>
+          <w:rFonts w:ascii="Arial" w:hAnsi="Arial" w:cs="Arial"/>
+          <w:lang w:val="en-GB" w:eastAsia="zh-TW"/>
+        </w:rPr>
+        <w:t>.</w:t>
+      </w:r>
+    </w:p>
+    <w:p>
+      <w:pPr>
+        <w:pStyle w:val="Web"/>
+        <w:spacing w:line="360" w:lineRule="auto"/>
+        <w:rPr>
+          <w:rFonts w:ascii="Arial" w:hAnsi="Arial" w:cs="Arial"/>
+          <w:lang w:eastAsia="zh-TW"/>
+        </w:rPr>
+      </w:pPr>
+      <w:r>
+        <w:rPr>
+          <w:rFonts w:ascii="Arial" w:hAnsi="Arial" w:cs="Arial"/>
+          <w:b/>
+        </w:rPr>
+        <w:t>Pseudocode Design</w:t>
+      </w:r>
+    </w:p>
+    <w:p>
+      <w:pPr>
+        <w:pStyle w:val="HTML"/>
+        <w:spacing w:line="360" w:lineRule="auto"/>
+        <w:rPr>
+          <w:rFonts w:ascii="Arial" w:eastAsiaTheme="minorEastAsia" w:hAnsi="Arial" w:cs="Arial" w:hint="default"/>
+        </w:rPr>
+      </w:pPr>
+      <w:r>
+        <w:rPr>
+          <w:rFonts w:ascii="Arial" w:eastAsiaTheme="minorEastAsia" w:hAnsi="Arial" w:cs="Arial" w:hint="default"/>
+        </w:rPr>
+        <w:t xml:space="preserve">FUNCTION </w:t>
+      </w:r>
+      <w:proofErr w:type="spellStart"/>
+      <w:r>
+        <w:rPr>
+          <w:rFonts w:ascii="Arial" w:eastAsiaTheme="minorEastAsia" w:hAnsi="Arial" w:cs="Arial" w:hint="default"/>
+        </w:rPr>
+        <w:t>ExtendedGCD</w:t>
+      </w:r>
+      <w:proofErr w:type="spellEnd"/>
+      <w:r>
+        <w:rPr>
+          <w:rFonts w:ascii="Arial" w:eastAsiaTheme="minorEastAsia" w:hAnsi="Arial" w:cs="Arial" w:hint="default"/>
+        </w:rPr>
+        <w:t xml:space="preserve"> (a, b)</w:t>
+      </w:r>
+    </w:p>
+    <w:p>
+      <w:pPr>
+        <w:pStyle w:val="HTML"/>
+        <w:spacing w:line="360" w:lineRule="auto"/>
+        <w:rPr>
+          <w:rFonts w:ascii="Arial" w:eastAsiaTheme="minorEastAsia" w:hAnsi="Arial" w:cs="Arial" w:hint="default"/>
+        </w:rPr>
+      </w:pPr>
+      <w:r>
+        <w:rPr>
+          <w:rFonts w:ascii="Arial" w:eastAsiaTheme="minorEastAsia" w:hAnsi="Arial" w:cs="Arial" w:hint="default"/>
+        </w:rPr>
+        <w:t xml:space="preserve">    </w:t>
+      </w:r>
+    </w:p>
+    <w:p>
+      <w:pPr>
+        <w:pStyle w:val="HTML"/>
+        <w:spacing w:line="360" w:lineRule="auto"/>
+        <w:rPr>
+          <w:rFonts w:ascii="Arial" w:eastAsiaTheme="minorEastAsia" w:hAnsi="Arial" w:cs="Arial" w:hint="default"/>
+        </w:rPr>
+      </w:pPr>
+      <w:r>
+        <w:rPr>
+          <w:rFonts w:ascii="Arial" w:eastAsiaTheme="minorEastAsia" w:hAnsi="Arial" w:cs="Arial" w:hint="default"/>
+        </w:rPr>
+        <w:t xml:space="preserve">    // Base case: when a is 0, stop recursion</w:t>
+      </w:r>
+    </w:p>
+    <w:p>
+      <w:pPr>
+        <w:pStyle w:val="HTML"/>
+        <w:spacing w:line="360" w:lineRule="auto"/>
+        <w:rPr>
+          <w:rFonts w:ascii="Arial" w:eastAsiaTheme="minorEastAsia" w:hAnsi="Arial" w:cs="Arial" w:hint="default"/>
+        </w:rPr>
+      </w:pPr>
+      <w:r>
+        <w:rPr>
+          <w:rFonts w:ascii="Arial" w:eastAsiaTheme="minorEastAsia" w:hAnsi="Arial" w:cs="Arial" w:hint="default"/>
+        </w:rPr>
+        <w:t xml:space="preserve">    // Return </w:t>
+      </w:r>
+      <w:proofErr w:type="spellStart"/>
+      <w:r>
+        <w:rPr>
+          <w:rFonts w:ascii="Arial" w:eastAsiaTheme="minorEastAsia" w:hAnsi="Arial" w:cs="Arial" w:hint="default"/>
+        </w:rPr>
+        <w:t>gcd</w:t>
+      </w:r>
+      <w:proofErr w:type="spellEnd"/>
+      <w:r>
+        <w:rPr>
+          <w:rFonts w:ascii="Arial" w:eastAsiaTheme="minorEastAsia" w:hAnsi="Arial" w:cs="Arial" w:hint="default"/>
+        </w:rPr>
+        <w:t xml:space="preserve"> along with coefficients</w:t>
+      </w:r>
+    </w:p>
+    <w:p>
+      <w:pPr>
+        <w:pStyle w:val="HTML"/>
+        <w:spacing w:line="360" w:lineRule="auto"/>
+        <w:rPr>
+          <w:rFonts w:ascii="Arial" w:eastAsiaTheme="minorEastAsia" w:hAnsi="Arial" w:cs="Arial" w:hint="default"/>
+        </w:rPr>
+      </w:pPr>
+      <w:r>
+        <w:rPr>
+          <w:rFonts w:ascii="Arial" w:eastAsiaTheme="minorEastAsia" w:hAnsi="Arial" w:cs="Arial" w:hint="default"/>
+        </w:rPr>
+        <w:t xml:space="preserve">    IF </w:t>
+      </w:r>
+      <w:proofErr w:type="gramStart"/>
+      <w:r>
+        <w:rPr>
+          <w:rFonts w:ascii="Arial" w:eastAsiaTheme="minorEastAsia" w:hAnsi="Arial" w:cs="Arial" w:hint="default"/>
+        </w:rPr>
+        <w:t>a</w:t>
+      </w:r>
+      <w:proofErr w:type="gramEnd"/>
+      <w:r>
+        <w:rPr>
+          <w:rFonts w:ascii="Arial" w:eastAsiaTheme="minorEastAsia" w:hAnsi="Arial" w:cs="Arial" w:hint="default"/>
+        </w:rPr>
+        <w:t xml:space="preserve"> EQUALS 0 THEN</w:t>
+      </w:r>
+    </w:p>
+    <w:p>
+      <w:pPr>
+        <w:pStyle w:val="HTML"/>
+        <w:spacing w:line="360" w:lineRule="auto"/>
+        <w:rPr>
+          <w:rFonts w:ascii="Arial" w:eastAsiaTheme="minorEastAsia" w:hAnsi="Arial" w:cs="Arial" w:hint="default"/>
+        </w:rPr>
+      </w:pPr>
+      <w:r>
+        <w:rPr>
+          <w:rFonts w:ascii="Arial" w:eastAsiaTheme="minorEastAsia" w:hAnsi="Arial" w:cs="Arial" w:hint="default"/>
+        </w:rPr>
+        <w:t xml:space="preserve">        RETURN (b, 0, 1)</w:t>
+      </w:r>
+    </w:p>
+    <w:p>
+      <w:pPr>
+        <w:pStyle w:val="HTML"/>
+        <w:spacing w:line="360" w:lineRule="auto"/>
+        <w:rPr>
+          <w:rFonts w:ascii="Arial" w:eastAsiaTheme="minorEastAsia" w:hAnsi="Arial" w:cs="Arial" w:hint="default"/>
+        </w:rPr>
+      </w:pPr>
+      <w:r>
+        <w:rPr>
+          <w:rFonts w:ascii="Arial" w:eastAsiaTheme="minorEastAsia" w:hAnsi="Arial" w:cs="Arial" w:hint="default"/>
+        </w:rPr>
+        <w:t xml:space="preserve">    END IF</w:t>
+      </w:r>
+    </w:p>
+    <w:p>
+      <w:pPr>
+        <w:pStyle w:val="HTML"/>
+        <w:spacing w:line="360" w:lineRule="auto"/>
+        <w:rPr>
+          <w:rFonts w:ascii="Arial" w:eastAsiaTheme="minorEastAsia" w:hAnsi="Arial" w:cs="Arial" w:hint="default"/>
+        </w:rPr>
+      </w:pPr>
+    </w:p>
+    <w:p>
+      <w:pPr>
+        <w:pStyle w:val="HTML"/>
+        <w:spacing w:line="360" w:lineRule="auto"/>
+        <w:rPr>
+          <w:rFonts w:ascii="Arial" w:eastAsiaTheme="minorEastAsia" w:hAnsi="Arial" w:cs="Arial" w:hint="default"/>
+        </w:rPr>
+      </w:pPr>
+      <w:r>
+        <w:rPr>
+          <w:rFonts w:ascii="Arial" w:eastAsiaTheme="minorEastAsia" w:hAnsi="Arial" w:cs="Arial" w:hint="default"/>
+        </w:rPr>
+        <w:t xml:space="preserve">    // Recursive step:</w:t>
+      </w:r>
+    </w:p>
+    <w:p>
+      <w:pPr>
+        <w:pStyle w:val="HTML"/>
+        <w:spacing w:line="360" w:lineRule="auto"/>
+        <w:rPr>
+          <w:rFonts w:ascii="Arial" w:eastAsiaTheme="minorEastAsia" w:hAnsi="Arial" w:cs="Arial" w:hint="default"/>
+        </w:rPr>
+      </w:pPr>
+      <w:r>
+        <w:rPr>
+          <w:rFonts w:ascii="Arial" w:eastAsiaTheme="minorEastAsia" w:hAnsi="Arial" w:cs="Arial" w:hint="default"/>
+        </w:rPr>
+        <w:t xml:space="preserve">    // Call function again with updated parameters</w:t>
+      </w:r>
+    </w:p>
+    <w:p>
+      <w:pPr>
+        <w:pStyle w:val="HTML"/>
+        <w:spacing w:line="360" w:lineRule="auto"/>
+        <w:rPr>
+          <w:rFonts w:ascii="Arial" w:eastAsiaTheme="minorEastAsia" w:hAnsi="Arial" w:cs="Arial" w:hint="default"/>
+        </w:rPr>
+      </w:pPr>
+      <w:r>
+        <w:rPr>
+          <w:rFonts w:ascii="Arial" w:eastAsiaTheme="minorEastAsia" w:hAnsi="Arial" w:cs="Arial" w:hint="default"/>
+        </w:rPr>
+        <w:t xml:space="preserve">    (</w:t>
+      </w:r>
+      <w:proofErr w:type="spellStart"/>
+      <w:r>
+        <w:rPr>
+          <w:rFonts w:ascii="Arial" w:eastAsiaTheme="minorEastAsia" w:hAnsi="Arial" w:cs="Arial" w:hint="default"/>
+        </w:rPr>
+        <w:t>gcd</w:t>
+      </w:r>
+      <w:proofErr w:type="spellEnd"/>
+      <w:r>
+        <w:rPr>
+          <w:rFonts w:ascii="Arial" w:eastAsiaTheme="minorEastAsia" w:hAnsi="Arial" w:cs="Arial" w:hint="default"/>
+        </w:rPr>
+        <w:t xml:space="preserve">, x1, y1) = </w:t>
+      </w:r>
+      <w:proofErr w:type="spellStart"/>
+      <w:proofErr w:type="gramStart"/>
+      <w:r>
+        <w:rPr>
+          <w:rFonts w:ascii="Arial" w:eastAsiaTheme="minorEastAsia" w:hAnsi="Arial" w:cs="Arial" w:hint="default"/>
+        </w:rPr>
+        <w:t>ExtendedGCD</w:t>
+      </w:r>
+      <w:proofErr w:type="spellEnd"/>
+      <w:r>
+        <w:rPr>
+          <w:rFonts w:ascii="Arial" w:eastAsiaTheme="minorEastAsia" w:hAnsi="Arial" w:cs="Arial" w:hint="default"/>
+        </w:rPr>
+        <w:t>(</w:t>
+      </w:r>
+      <w:proofErr w:type="gramEnd"/>
+      <w:r>
+        <w:rPr>
+          <w:rFonts w:ascii="Arial" w:eastAsiaTheme="minorEastAsia" w:hAnsi="Arial" w:cs="Arial" w:hint="default"/>
+        </w:rPr>
+        <w:t>b modulo a, a)</w:t>
+      </w:r>
+    </w:p>
+    <w:p>
+      <w:pPr>
+        <w:pStyle w:val="HTML"/>
+        <w:spacing w:line="360" w:lineRule="auto"/>
+        <w:rPr>
+          <w:rFonts w:ascii="Arial" w:eastAsiaTheme="minorEastAsia" w:hAnsi="Arial" w:cs="Arial" w:hint="default"/>
+        </w:rPr>
+      </w:pPr>
+    </w:p>
+    <w:p>
+      <w:pPr>
+        <w:pStyle w:val="HTML"/>
+        <w:spacing w:line="360" w:lineRule="auto"/>
+        <w:rPr>
+          <w:rFonts w:ascii="Arial" w:eastAsiaTheme="minorEastAsia" w:hAnsi="Arial" w:cs="Arial" w:hint="default"/>
+        </w:rPr>
+      </w:pPr>
+      <w:r>
+        <w:rPr>
+          <w:rFonts w:ascii="Arial" w:eastAsiaTheme="minorEastAsia" w:hAnsi="Arial" w:cs="Arial" w:hint="default"/>
+        </w:rPr>
+        <w:t xml:space="preserve">    // Update x and y using values from recursion</w:t>
+      </w:r>
+    </w:p>
+    <w:p>
+      <w:pPr>
+        <w:pStyle w:val="HTML"/>
+        <w:spacing w:line="360" w:lineRule="auto"/>
+        <w:rPr>
+          <w:rFonts w:ascii="Arial" w:eastAsiaTheme="minorEastAsia" w:hAnsi="Arial" w:cs="Arial" w:hint="default"/>
+        </w:rPr>
+      </w:pPr>
+      <w:r>
+        <w:rPr>
+          <w:rFonts w:ascii="Arial" w:eastAsiaTheme="minorEastAsia" w:hAnsi="Arial" w:cs="Arial" w:hint="default"/>
+        </w:rPr>
+        <w:t xml:space="preserve">    x = y1 - (</w:t>
+      </w:r>
+      <w:proofErr w:type="gramStart"/>
+      <w:r>
+        <w:rPr>
+          <w:rFonts w:ascii="Arial" w:eastAsiaTheme="minorEastAsia" w:hAnsi="Arial" w:cs="Arial" w:hint="default"/>
+        </w:rPr>
+        <w:t>floor(</w:t>
+      </w:r>
+      <w:proofErr w:type="gramEnd"/>
+      <w:r>
+        <w:rPr>
+          <w:rFonts w:ascii="Arial" w:eastAsiaTheme="minorEastAsia" w:hAnsi="Arial" w:cs="Arial" w:hint="default"/>
+        </w:rPr>
+        <w:t>b / a) * x1)</w:t>
+      </w:r>
+    </w:p>
+    <w:p>
+      <w:pPr>
+        <w:pStyle w:val="HTML"/>
+        <w:spacing w:line="360" w:lineRule="auto"/>
+        <w:rPr>
+          <w:rFonts w:ascii="Arial" w:eastAsiaTheme="minorEastAsia" w:hAnsi="Arial" w:cs="Arial" w:hint="default"/>
+        </w:rPr>
+      </w:pPr>
+      <w:r>
+        <w:rPr>
+          <w:rFonts w:ascii="Arial" w:eastAsiaTheme="minorEastAsia" w:hAnsi="Arial" w:cs="Arial" w:hint="default"/>
+        </w:rPr>
+        <w:t xml:space="preserve">    y = x1</w:t>
+      </w:r>
+    </w:p>
+    <w:p>
+      <w:pPr>
+        <w:pStyle w:val="HTML"/>
+        <w:spacing w:line="360" w:lineRule="auto"/>
+        <w:rPr>
+          <w:rFonts w:ascii="Arial" w:eastAsiaTheme="minorEastAsia" w:hAnsi="Arial" w:cs="Arial" w:hint="default"/>
+        </w:rPr>
+      </w:pPr>
+    </w:p>
+    <w:p>
+      <w:pPr>
+        <w:pStyle w:val="HTML"/>
+        <w:spacing w:line="360" w:lineRule="auto"/>
+        <w:rPr>
+          <w:rFonts w:ascii="Arial" w:eastAsiaTheme="minorEastAsia" w:hAnsi="Arial" w:cs="Arial" w:hint="default"/>
+        </w:rPr>
+      </w:pPr>
+      <w:r>
+        <w:rPr>
+          <w:rFonts w:ascii="Arial" w:eastAsiaTheme="minorEastAsia" w:hAnsi="Arial" w:cs="Arial" w:hint="default"/>
+        </w:rPr>
+        <w:t xml:space="preserve">    // Return final </w:t>
+      </w:r>
+      <w:proofErr w:type="spellStart"/>
+      <w:r>
+        <w:rPr>
+          <w:rFonts w:ascii="Arial" w:eastAsiaTheme="minorEastAsia" w:hAnsi="Arial" w:cs="Arial" w:hint="default"/>
+        </w:rPr>
+        <w:t>gcd</w:t>
+      </w:r>
+      <w:proofErr w:type="spellEnd"/>
+      <w:r>
+        <w:rPr>
+          <w:rFonts w:ascii="Arial" w:eastAsiaTheme="minorEastAsia" w:hAnsi="Arial" w:cs="Arial" w:hint="default"/>
+        </w:rPr>
+        <w:t xml:space="preserve"> and coefficients</w:t>
+      </w:r>
+    </w:p>
+    <w:p>
+      <w:pPr>
+        <w:pStyle w:val="HTML"/>
+        <w:spacing w:line="360" w:lineRule="auto"/>
+        <w:rPr>
+          <w:rFonts w:ascii="Arial" w:eastAsiaTheme="minorEastAsia" w:hAnsi="Arial" w:cs="Arial" w:hint="default"/>
+        </w:rPr>
+      </w:pPr>
+      <w:r>
+        <w:rPr>
+          <w:rFonts w:ascii="Arial" w:eastAsiaTheme="minorEastAsia" w:hAnsi="Arial" w:cs="Arial" w:hint="default"/>
+        </w:rPr>
+        <w:t xml:space="preserve">    RETURN (</w:t>
+      </w:r>
+      <w:proofErr w:type="spellStart"/>
+      <w:r>
+        <w:rPr>
+          <w:rFonts w:ascii="Arial" w:eastAsiaTheme="minorEastAsia" w:hAnsi="Arial" w:cs="Arial" w:hint="default"/>
+        </w:rPr>
+        <w:t>gcd</w:t>
+      </w:r>
+      <w:proofErr w:type="spellEnd"/>
+      <w:r>
+        <w:rPr>
+          <w:rFonts w:ascii="Arial" w:eastAsiaTheme="minorEastAsia" w:hAnsi="Arial" w:cs="Arial" w:hint="default"/>
+        </w:rPr>
+        <w:t>, x, y)</w:t>
+      </w:r>
+    </w:p>
+    <w:p>
+      <w:pPr>
+        <w:pStyle w:val="HTML"/>
+        <w:spacing w:line="360" w:lineRule="auto"/>
+        <w:rPr>
+          <w:rFonts w:ascii="Arial" w:eastAsiaTheme="minorEastAsia" w:hAnsi="Arial" w:cs="Arial" w:hint="default"/>
+        </w:rPr>
+      </w:pPr>
+    </w:p>
+    <w:p>
+      <w:pPr>
+        <w:pStyle w:val="HTML"/>
+        <w:spacing w:line="360" w:lineRule="auto"/>
+        <w:rPr>
+          <w:rFonts w:ascii="Arial" w:eastAsiaTheme="minorEastAsia" w:hAnsi="Arial" w:cs="Arial" w:hint="default"/>
+        </w:rPr>
+      </w:pPr>
+      <w:r>
+        <w:rPr>
+          <w:rFonts w:ascii="Arial" w:eastAsiaTheme="minorEastAsia" w:hAnsi="Arial" w:cs="Arial" w:hint="default"/>
+        </w:rPr>
+        <w:t>END FUNCTION</w:t>
+      </w:r>
+    </w:p>
+    <w:p>
+      <w:pPr>
+        <w:spacing w:line="360" w:lineRule="auto"/>
+        <w:ind w:left="420"/>
+        <w:rPr>
+          <w:rFonts w:ascii="Arial" w:hAnsi="Arial" w:cs="Arial"/>
         </w:rPr>
       </w:pPr>
     </w:p>
@@ -2547,6 +3278,268 @@
       </w:rPr>
     </w:lvl>
   </w:abstractNum>
+  <w:abstractNum w:abstractNumId="3" w15:restartNumberingAfterBreak="0">
+    <w:nsid w:val="12CD74C8"/>
+    <w:multiLevelType w:val="hybridMultilevel"/>
+    <w:tmpl w:val="DA3CD9A2"/>
+    <w:lvl w:ilvl="0" w:tplc="04090001">
+      <w:start w:val="1"/>
+      <w:numFmt w:val="bullet"/>
+      <w:lvlText w:val=""/>
+      <w:lvlJc w:val="left"/>
+      <w:pPr>
+        <w:ind w:left="480" w:hanging="480"/>
+      </w:pPr>
+      <w:rPr>
+        <w:rFonts w:ascii="Wingdings" w:hAnsi="Wingdings" w:hint="default"/>
+      </w:rPr>
+    </w:lvl>
+    <w:lvl w:ilvl="1" w:tplc="04090003" w:tentative="1">
+      <w:start w:val="1"/>
+      <w:numFmt w:val="bullet"/>
+      <w:lvlText w:val=""/>
+      <w:lvlJc w:val="left"/>
+      <w:pPr>
+        <w:ind w:left="960" w:hanging="480"/>
+      </w:pPr>
+      <w:rPr>
+        <w:rFonts w:ascii="Wingdings" w:hAnsi="Wingdings" w:hint="default"/>
+      </w:rPr>
+    </w:lvl>
+    <w:lvl w:ilvl="2" w:tplc="04090005" w:tentative="1">
+      <w:start w:val="1"/>
+      <w:numFmt w:val="bullet"/>
+      <w:lvlText w:val=""/>
+      <w:lvlJc w:val="left"/>
+      <w:pPr>
+        <w:ind w:left="1440" w:hanging="480"/>
+      </w:pPr>
+      <w:rPr>
+        <w:rFonts w:ascii="Wingdings" w:hAnsi="Wingdings" w:hint="default"/>
+      </w:rPr>
+    </w:lvl>
+    <w:lvl w:ilvl="3" w:tplc="04090001" w:tentative="1">
+      <w:start w:val="1"/>
+      <w:numFmt w:val="bullet"/>
+      <w:lvlText w:val=""/>
+      <w:lvlJc w:val="left"/>
+      <w:pPr>
+        <w:ind w:left="1920" w:hanging="480"/>
+      </w:pPr>
+      <w:rPr>
+        <w:rFonts w:ascii="Wingdings" w:hAnsi="Wingdings" w:hint="default"/>
+      </w:rPr>
+    </w:lvl>
+    <w:lvl w:ilvl="4" w:tplc="04090003" w:tentative="1">
+      <w:start w:val="1"/>
+      <w:numFmt w:val="bullet"/>
+      <w:lvlText w:val=""/>
+      <w:lvlJc w:val="left"/>
+      <w:pPr>
+        <w:ind w:left="2400" w:hanging="480"/>
+      </w:pPr>
+      <w:rPr>
+        <w:rFonts w:ascii="Wingdings" w:hAnsi="Wingdings" w:hint="default"/>
+      </w:rPr>
+    </w:lvl>
+    <w:lvl w:ilvl="5" w:tplc="04090005" w:tentative="1">
+      <w:start w:val="1"/>
+      <w:numFmt w:val="bullet"/>
+      <w:lvlText w:val=""/>
+      <w:lvlJc w:val="left"/>
+      <w:pPr>
+        <w:ind w:left="2880" w:hanging="480"/>
+      </w:pPr>
+      <w:rPr>
+        <w:rFonts w:ascii="Wingdings" w:hAnsi="Wingdings" w:hint="default"/>
+      </w:rPr>
+    </w:lvl>
+    <w:lvl w:ilvl="6" w:tplc="04090001" w:tentative="1">
+      <w:start w:val="1"/>
+      <w:numFmt w:val="bullet"/>
+      <w:lvlText w:val=""/>
+      <w:lvlJc w:val="left"/>
+      <w:pPr>
+        <w:ind w:left="3360" w:hanging="480"/>
+      </w:pPr>
+      <w:rPr>
+        <w:rFonts w:ascii="Wingdings" w:hAnsi="Wingdings" w:hint="default"/>
+      </w:rPr>
+    </w:lvl>
+    <w:lvl w:ilvl="7" w:tplc="04090003" w:tentative="1">
+      <w:start w:val="1"/>
+      <w:numFmt w:val="bullet"/>
+      <w:lvlText w:val=""/>
+      <w:lvlJc w:val="left"/>
+      <w:pPr>
+        <w:ind w:left="3840" w:hanging="480"/>
+      </w:pPr>
+      <w:rPr>
+        <w:rFonts w:ascii="Wingdings" w:hAnsi="Wingdings" w:hint="default"/>
+      </w:rPr>
+    </w:lvl>
+    <w:lvl w:ilvl="8" w:tplc="04090005" w:tentative="1">
+      <w:start w:val="1"/>
+      <w:numFmt w:val="bullet"/>
+      <w:lvlText w:val=""/>
+      <w:lvlJc w:val="left"/>
+      <w:pPr>
+        <w:ind w:left="4320" w:hanging="480"/>
+      </w:pPr>
+      <w:rPr>
+        <w:rFonts w:ascii="Wingdings" w:hAnsi="Wingdings" w:hint="default"/>
+      </w:rPr>
+    </w:lvl>
+  </w:abstractNum>
+  <w:abstractNum w:abstractNumId="4" w15:restartNumberingAfterBreak="0">
+    <w:nsid w:val="6744572A"/>
+    <w:multiLevelType w:val="multilevel"/>
+    <w:tmpl w:val="77E4FD16"/>
+    <w:lvl w:ilvl="0">
+      <w:start w:val="1"/>
+      <w:numFmt w:val="bullet"/>
+      <w:lvlText w:val=""/>
+      <w:lvlJc w:val="left"/>
+      <w:pPr>
+        <w:tabs>
+          <w:tab w:val="num" w:pos="720"/>
+        </w:tabs>
+        <w:ind w:left="720" w:hanging="360"/>
+      </w:pPr>
+      <w:rPr>
+        <w:rFonts w:ascii="Symbol" w:hAnsi="Symbol" w:hint="default"/>
+        <w:sz w:val="20"/>
+      </w:rPr>
+    </w:lvl>
+    <w:lvl w:ilvl="1" w:tentative="1">
+      <w:start w:val="1"/>
+      <w:numFmt w:val="bullet"/>
+      <w:lvlText w:val="o"/>
+      <w:lvlJc w:val="left"/>
+      <w:pPr>
+        <w:tabs>
+          <w:tab w:val="num" w:pos="1440"/>
+        </w:tabs>
+        <w:ind w:left="1440" w:hanging="360"/>
+      </w:pPr>
+      <w:rPr>
+        <w:rFonts w:ascii="Courier New" w:hAnsi="Courier New" w:hint="default"/>
+        <w:sz w:val="20"/>
+      </w:rPr>
+    </w:lvl>
+    <w:lvl w:ilvl="2" w:tentative="1">
+      <w:start w:val="1"/>
+      <w:numFmt w:val="bullet"/>
+      <w:lvlText w:val=""/>
+      <w:lvlJc w:val="left"/>
+      <w:pPr>
+        <w:tabs>
+          <w:tab w:val="num" w:pos="2160"/>
+        </w:tabs>
+        <w:ind w:left="2160" w:hanging="360"/>
+      </w:pPr>
+      <w:rPr>
+        <w:rFonts w:ascii="Wingdings" w:hAnsi="Wingdings" w:hint="default"/>
+        <w:sz w:val="20"/>
+      </w:rPr>
+    </w:lvl>
+    <w:lvl w:ilvl="3" w:tentative="1">
+      <w:start w:val="1"/>
+      <w:numFmt w:val="bullet"/>
+      <w:lvlText w:val=""/>
+      <w:lvlJc w:val="left"/>
+      <w:pPr>
+        <w:tabs>
+          <w:tab w:val="num" w:pos="2880"/>
+        </w:tabs>
+        <w:ind w:left="2880" w:hanging="360"/>
+      </w:pPr>
+      <w:rPr>
+        <w:rFonts w:ascii="Wingdings" w:hAnsi="Wingdings" w:hint="default"/>
+        <w:sz w:val="20"/>
+      </w:rPr>
+    </w:lvl>
+    <w:lvl w:ilvl="4" w:tentative="1">
+      <w:start w:val="1"/>
+      <w:numFmt w:val="bullet"/>
+      <w:lvlText w:val=""/>
+      <w:lvlJc w:val="left"/>
+      <w:pPr>
+        <w:tabs>
+          <w:tab w:val="num" w:pos="3600"/>
+        </w:tabs>
+        <w:ind w:left="3600" w:hanging="360"/>
+      </w:pPr>
+      <w:rPr>
+        <w:rFonts w:ascii="Wingdings" w:hAnsi="Wingdings" w:hint="default"/>
+        <w:sz w:val="20"/>
+      </w:rPr>
+    </w:lvl>
+    <w:lvl w:ilvl="5" w:tentative="1">
+      <w:start w:val="1"/>
+      <w:numFmt w:val="bullet"/>
+      <w:lvlText w:val=""/>
+      <w:lvlJc w:val="left"/>
+      <w:pPr>
+        <w:tabs>
+          <w:tab w:val="num" w:pos="4320"/>
+        </w:tabs>
+        <w:ind w:left="4320" w:hanging="360"/>
+      </w:pPr>
+      <w:rPr>
+        <w:rFonts w:ascii="Wingdings" w:hAnsi="Wingdings" w:hint="default"/>
+        <w:sz w:val="20"/>
+      </w:rPr>
+    </w:lvl>
+    <w:lvl w:ilvl="6" w:tentative="1">
+      <w:start w:val="1"/>
+      <w:numFmt w:val="bullet"/>
+      <w:lvlText w:val=""/>
+      <w:lvlJc w:val="left"/>
+      <w:pPr>
+        <w:tabs>
+          <w:tab w:val="num" w:pos="5040"/>
+        </w:tabs>
+        <w:ind w:left="5040" w:hanging="360"/>
+      </w:pPr>
+      <w:rPr>
+        <w:rFonts w:ascii="Wingdings" w:hAnsi="Wingdings" w:hint="default"/>
+        <w:sz w:val="20"/>
+      </w:rPr>
+    </w:lvl>
+    <w:lvl w:ilvl="7" w:tentative="1">
+      <w:start w:val="1"/>
+      <w:numFmt w:val="bullet"/>
+      <w:lvlText w:val=""/>
+      <w:lvlJc w:val="left"/>
+      <w:pPr>
+        <w:tabs>
+          <w:tab w:val="num" w:pos="5760"/>
+        </w:tabs>
+        <w:ind w:left="5760" w:hanging="360"/>
+      </w:pPr>
+      <w:rPr>
+        <w:rFonts w:ascii="Wingdings" w:hAnsi="Wingdings" w:hint="default"/>
+        <w:sz w:val="20"/>
+      </w:rPr>
+    </w:lvl>
+    <w:lvl w:ilvl="8" w:tentative="1">
+      <w:start w:val="1"/>
+      <w:numFmt w:val="bullet"/>
+      <w:lvlText w:val=""/>
+      <w:lvlJc w:val="left"/>
+      <w:pPr>
+        <w:tabs>
+          <w:tab w:val="num" w:pos="6480"/>
+        </w:tabs>
+        <w:ind w:left="6480" w:hanging="360"/>
+      </w:pPr>
+      <w:rPr>
+        <w:rFonts w:ascii="Wingdings" w:hAnsi="Wingdings" w:hint="default"/>
+        <w:sz w:val="20"/>
+      </w:rPr>
+    </w:lvl>
+  </w:abstractNum>
   <w:num w:numId="1" w16cid:durableId="150491638">
     <w:abstractNumId w:val="1"/>
   </w:num>
@@ -2555,6 +3548,12 @@
   </w:num>
   <w:num w:numId="3" w16cid:durableId="1483158511">
     <w:abstractNumId w:val="2"/>
+  </w:num>
+  <w:num w:numId="4" w16cid:durableId="1871064807">
+    <w:abstractNumId w:val="4"/>
+  </w:num>
+  <w:num w:numId="5" w16cid:durableId="1097139767">
+    <w:abstractNumId w:val="3"/>
   </w:num>
 </w:numbering>
 </file>
@@ -2585,11 +3584,13 @@
     <w:lsdException w:name="Title" w:qFormat="1"/>
     <w:lsdException w:name="Default Paragraph Font" w:semiHidden="1"/>
     <w:lsdException w:name="Subtitle" w:qFormat="1"/>
-    <w:lsdException w:name="Strong" w:qFormat="1"/>
+    <w:lsdException w:name="Strong" w:uiPriority="22" w:qFormat="1"/>
     <w:lsdException w:name="Emphasis" w:qFormat="1"/>
     <w:lsdException w:name="HTML Top of Form" w:semiHidden="1" w:uiPriority="99" w:unhideWhenUsed="1"/>
     <w:lsdException w:name="HTML Bottom of Form" w:semiHidden="1" w:uiPriority="99" w:unhideWhenUsed="1"/>
-    <w:lsdException w:name="Normal (Web)" w:qFormat="1"/>
+    <w:lsdException w:name="Normal (Web)" w:uiPriority="99" w:qFormat="1"/>
+    <w:lsdException w:name="HTML Code" w:uiPriority="99"/>
+    <w:lsdException w:name="HTML Preformatted" w:uiPriority="99"/>
     <w:lsdException w:name="Normal Table" w:semiHidden="1" w:unhideWhenUsed="1" w:qFormat="1"/>
     <w:lsdException w:name="No List" w:semiHidden="1" w:uiPriority="99" w:unhideWhenUsed="1"/>
     <w:lsdException w:name="Outline List 1" w:semiHidden="1" w:uiPriority="99" w:unhideWhenUsed="1"/>
@@ -3003,6 +4004,8 @@
   <w:style w:type="paragraph" w:styleId="HTML">
     <w:name w:val="HTML Preformatted"/>
     <w:basedOn w:val="a"/>
+    <w:link w:val="HTML0"/>
+    <w:uiPriority w:val="99"/>
     <w:pPr>
       <w:tabs>
         <w:tab w:val="left" w:pos="916"/>
@@ -3030,6 +4033,7 @@
   <w:style w:type="paragraph" w:styleId="Web">
     <w:name w:val="Normal (Web)"/>
     <w:basedOn w:val="a"/>
+    <w:uiPriority w:val="99"/>
     <w:qFormat/>
     <w:pPr>
       <w:spacing w:beforeAutospacing="1" w:afterAutospacing="1"/>
@@ -3043,9 +4047,10 @@
       <w:u w:val="single"/>
     </w:rPr>
   </w:style>
-  <w:style w:type="character" w:styleId="HTML0">
+  <w:style w:type="character" w:styleId="HTML1">
     <w:name w:val="HTML Code"/>
     <w:basedOn w:val="a0"/>
+    <w:uiPriority w:val="99"/>
     <w:rPr>
       <w:rFonts w:ascii="Courier New" w:hAnsi="Courier New"/>
       <w:sz w:val="20"/>
@@ -3066,6 +4071,45 @@
       <w:color w:val="605E5C"/>
       <w:shd w:val="clear" w:color="auto" w:fill="E1DFDD"/>
     </w:rPr>
+  </w:style>
+  <w:style w:type="character" w:styleId="a7">
+    <w:name w:val="Strong"/>
+    <w:basedOn w:val="a0"/>
+    <w:uiPriority w:val="22"/>
+    <w:qFormat/>
+    <w:rsid w:val="009D61A9"/>
+    <w:rPr>
+      <w:b/>
+      <w:bCs/>
+    </w:rPr>
+  </w:style>
+  <w:style w:type="character" w:customStyle="1" w:styleId="HTML0">
+    <w:name w:val="HTML 預設格式 字元"/>
+    <w:basedOn w:val="a0"/>
+    <w:link w:val="HTML"/>
+    <w:uiPriority w:val="99"/>
+    <w:rsid w:val="009D61A9"/>
+    <w:rPr>
+      <w:rFonts w:ascii="SimSun" w:hAnsi="SimSun"/>
+      <w:sz w:val="24"/>
+      <w:szCs w:val="24"/>
+      <w:lang w:eastAsia="zh-CN"/>
+    </w:rPr>
+  </w:style>
+  <w:style w:type="character" w:customStyle="1" w:styleId="apple-converted-space">
+    <w:name w:val="apple-converted-space"/>
+    <w:basedOn w:val="a0"/>
+    <w:rsid w:val="009D61A9"/>
+  </w:style>
+  <w:style w:type="paragraph" w:styleId="a8">
+    <w:name w:val="List Paragraph"/>
+    <w:basedOn w:val="a"/>
+    <w:uiPriority w:val="99"/>
+    <w:unhideWhenUsed/>
+    <w:rsid w:val="009D61A9"/>
+    <w:pPr>
+      <w:ind w:leftChars="200" w:left="480"/>
+    </w:pPr>
   </w:style>
 </w:styles>
 </file>
